--- a/Deutsch_7A/Zeitformen_Zeitstrahl/Tafelskript_Zeitformen_Zeitstrahl.docx
+++ b/Deutsch_7A/Zeitformen_Zeitstrahl/Tafelskript_Zeitformen_Zeitstrahl.docx
@@ -93,7 +93,7 @@
                 <w:sz w:val="21"/>
                 <w:szCs w:val="21"/>
               </w:rPr>
-              <w:t xml:space="preserve">Letzte Stunde lief gut; die Satzstreifen mit Magneten kamen sehr gut an, waren aber zu klein – heute im Großformat (2 pro A4 quer). Auf den Schnipseln war zu wenig Platz – heute große Felder und viel Zeilenabstand. Alle Schüler hatten am Wochenende Wettkämpfe: Die Stunde startet dort. Ü11 wird zur Hausaufgabe über genau dieses Wochenende.</w:t>
+              <w:t xml:space="preserve">Letzte Stunde hat die Klasse einen Wettkampftag mit Satzstreifen am Zeitstrahl geordnet – das hat sie gut verstanden. Heute dasselbe Vorgehen mit einem Mustertext, der alle fünf Zeitformen enthält. Die Streifen sind diesmal im Großformat (2 pro A4 quer), die Schnipsel haben große Felder. Alle Schüler hatten am Wochenende Wettkämpfe – darüber schreiben sie am Ende selbst.</w:t>
             </w:r>
           </w:p>
         </w:tc>
@@ -121,7 +121,7 @@
           <w:sz w:val="21"/>
           <w:szCs w:val="21"/>
         </w:rPr>
-        <w:t xml:space="preserve">Die Klasse ordnet Sätze über ihr Wettkampfwochenende begründet den fünf Zeitformen am Zeitstrahl zu und erkennt, welche Zeitform in welchem Text passt (geschrieben: Präteritum, gesprochen: Perfekt, Vorgeschichte: Plusquamperfekt).</w:t>
+        <w:t xml:space="preserve">Die Klasse erarbeitet an einem Mustertext die zeitliche Abfolge und die Bildung der fünf Zeitformen als Übersicht und schreibt danach einen eigenen Text über ihr Wettkampfwochenende (Exit-Ticket).</w:t>
       </w:r>
     </w:p>
     <w:p>
@@ -383,7 +383,7 @@
                 <w:sz w:val="21"/>
                 <w:szCs w:val="21"/>
               </w:rPr>
-              <w:t xml:space="preserve">4′</w:t>
+              <w:t xml:space="preserve">3′</w:t>
             </w:r>
           </w:p>
         </w:tc>
@@ -451,7 +451,7 @@
                 <w:sz w:val="21"/>
                 <w:szCs w:val="21"/>
               </w:rPr>
-              <w:t xml:space="preserve">2–3 Schüler erzählen einen Satz – meist im Perfekt</w:t>
+              <w:t xml:space="preserve">2–3 Schüler erzählen einen Satz; Ziel der Stunde nennen</w:t>
             </w:r>
           </w:p>
         </w:tc>
@@ -491,7 +491,7 @@
                 <w:sz w:val="21"/>
                 <w:szCs w:val="21"/>
               </w:rPr>
-              <w:t xml:space="preserve">13′</w:t>
+              <w:t xml:space="preserve">9′</w:t>
             </w:r>
           </w:p>
         </w:tc>
@@ -525,7 +525,7 @@
                 <w:sz w:val="21"/>
                 <w:szCs w:val="21"/>
               </w:rPr>
-              <w:t xml:space="preserve">1 Magnet-Kette am Zeitstrahl</w:t>
+              <w:t xml:space="preserve">1 Mustertext am Zeitstrahl</w:t>
             </w:r>
           </w:p>
         </w:tc>
@@ -559,7 +559,7 @@
                 <w:sz w:val="21"/>
                 <w:szCs w:val="21"/>
               </w:rPr>
-              <w:t xml:space="preserve">8 Streifen hängen, markieren, begründen; Schnipsel mitschreiben</w:t>
+              <w:t xml:space="preserve">Magnet-Kette: 7 Streifen ordnen und markieren</w:t>
             </w:r>
           </w:p>
         </w:tc>
@@ -599,7 +599,7 @@
                 <w:sz w:val="21"/>
                 <w:szCs w:val="21"/>
               </w:rPr>
-              <w:t xml:space="preserve">7′</w:t>
+              <w:t xml:space="preserve">13′</w:t>
             </w:r>
           </w:p>
         </w:tc>
@@ -633,7 +633,7 @@
                 <w:sz w:val="21"/>
                 <w:szCs w:val="21"/>
               </w:rPr>
-              <w:t xml:space="preserve">2 Welche Zeitform wann? + Merksatz 10</w:t>
+              <w:t xml:space="preserve">2 Die Übersicht entsteht</w:t>
             </w:r>
           </w:p>
         </w:tc>
@@ -667,7 +667,7 @@
                 <w:sz w:val="21"/>
                 <w:szCs w:val="21"/>
               </w:rPr>
-              <w:t xml:space="preserve">Etiketten auswerten, Merksatz abschreiben</w:t>
+              <w:t xml:space="preserve">Kreide-Kette mit Karten; alle ergänzen die Tabelle</w:t>
             </w:r>
           </w:p>
         </w:tc>
@@ -707,7 +707,7 @@
                 <w:sz w:val="21"/>
                 <w:szCs w:val="21"/>
               </w:rPr>
-              <w:t xml:space="preserve">10′</w:t>
+              <w:t xml:space="preserve">15′</w:t>
             </w:r>
           </w:p>
         </w:tc>
@@ -741,7 +741,7 @@
                 <w:sz w:val="21"/>
                 <w:szCs w:val="21"/>
               </w:rPr>
-              <w:t xml:space="preserve">3 Ü12 Der Bericht für die Vereinszeitung</w:t>
+              <w:t xml:space="preserve">3 Exit-Ticket: mein Wochenende</w:t>
             </w:r>
           </w:p>
         </w:tc>
@@ -775,7 +775,7 @@
                 <w:sz w:val="21"/>
                 <w:szCs w:val="21"/>
               </w:rPr>
-              <w:t xml:space="preserve">4 Fehler finden, verbessern, einen begründen</w:t>
+              <w:t xml:space="preserve">eigener Text, jede Zeitform mindestens einmal</w:t>
             </w:r>
           </w:p>
         </w:tc>
@@ -815,7 +815,7 @@
                 <w:sz w:val="21"/>
                 <w:szCs w:val="21"/>
               </w:rPr>
-              <w:t xml:space="preserve">8′</w:t>
+              <w:t xml:space="preserve">5′</w:t>
             </w:r>
           </w:p>
         </w:tc>
@@ -849,7 +849,7 @@
                 <w:sz w:val="21"/>
                 <w:szCs w:val="21"/>
               </w:rPr>
-              <w:t xml:space="preserve">4 Kreide-Kette: Fehlerstreifen</w:t>
+              <w:t xml:space="preserve">4 Vorlesen und einsammeln</w:t>
             </w:r>
           </w:p>
         </w:tc>
@@ -883,115 +883,7 @@
                 <w:sz w:val="21"/>
                 <w:szCs w:val="21"/>
               </w:rPr>
-              <w:t xml:space="preserve">Verbesserung unter die Streifen, mit Grün verbessern</w:t>
-            </w:r>
-          </w:p>
-        </w:tc>
-      </w:tr>
-      <w:tr>
-        <w:trPr>
-          <w:cantSplit/>
-          <w:trHeight w:val="360" w:hRule="atLeast"/>
-        </w:trPr>
-        <w:tc>
-          <w:tcPr>
-            <w:tcW w:type="dxa" w:w="900"/>
-            <w:tcBorders>
-              <w:top w:val="single" w:color="B9C6E8" w:sz="6"/>
-              <w:left w:val="single" w:color="B9C6E8" w:sz="6"/>
-              <w:bottom w:val="single" w:color="B9C6E8" w:sz="6"/>
-              <w:right w:val="single" w:color="B9C6E8" w:sz="6"/>
-            </w:tcBorders>
-            <w:tcMar>
-              <w:top w:type="dxa" w:w="60"/>
-              <w:left w:type="dxa" w:w="100"/>
-              <w:bottom w:type="dxa" w:w="60"/>
-              <w:right w:type="dxa" w:w="100"/>
-            </w:tcMar>
-            <w:vAlign w:val="center"/>
-          </w:tcPr>
-          <w:p>
-            <w:pPr>
-              <w:spacing w:after="0" w:before="0"/>
-            </w:pPr>
-            <w:r>
-              <w:rPr>
-                <w:rFonts w:ascii="Calibri" w:cs="Calibri" w:eastAsia="Calibri" w:hAnsi="Calibri"/>
-                <w:b/>
-                <w:bCs/>
-                <w:color w:val="D9534F"/>
-                <w:sz w:val="21"/>
-                <w:szCs w:val="21"/>
-              </w:rPr>
-              <w:t xml:space="preserve">3′</w:t>
-            </w:r>
-          </w:p>
-        </w:tc>
-        <w:tc>
-          <w:tcPr>
-            <w:tcW w:type="dxa" w:w="3700"/>
-            <w:tcBorders>
-              <w:top w:val="single" w:color="B9C6E8" w:sz="6"/>
-              <w:left w:val="single" w:color="B9C6E8" w:sz="6"/>
-              <w:bottom w:val="single" w:color="B9C6E8" w:sz="6"/>
-              <w:right w:val="single" w:color="B9C6E8" w:sz="6"/>
-            </w:tcBorders>
-            <w:tcMar>
-              <w:top w:type="dxa" w:w="60"/>
-              <w:left w:type="dxa" w:w="100"/>
-              <w:bottom w:type="dxa" w:w="60"/>
-              <w:right w:type="dxa" w:w="100"/>
-            </w:tcMar>
-            <w:vAlign w:val="center"/>
-          </w:tcPr>
-          <w:p>
-            <w:pPr>
-              <w:spacing w:after="0" w:before="0"/>
-            </w:pPr>
-            <w:r>
-              <w:rPr>
-                <w:rFonts w:ascii="Calibri" w:cs="Calibri" w:eastAsia="Calibri" w:hAnsi="Calibri"/>
-                <w:b/>
-                <w:bCs/>
-                <w:color w:val="1E2761"/>
-                <w:sz w:val="21"/>
-                <w:szCs w:val="21"/>
-              </w:rPr>
-              <w:t xml:space="preserve">5 Ausblick und Hausaufgabe</w:t>
-            </w:r>
-          </w:p>
-        </w:tc>
-        <w:tc>
-          <w:tcPr>
-            <w:tcW w:type="dxa" w:w="5606"/>
-            <w:tcBorders>
-              <w:top w:val="single" w:color="B9C6E8" w:sz="6"/>
-              <w:left w:val="single" w:color="B9C6E8" w:sz="6"/>
-              <w:bottom w:val="single" w:color="B9C6E8" w:sz="6"/>
-              <w:right w:val="single" w:color="B9C6E8" w:sz="6"/>
-            </w:tcBorders>
-            <w:tcMar>
-              <w:top w:type="dxa" w:w="60"/>
-              <w:left w:type="dxa" w:w="100"/>
-              <w:bottom w:type="dxa" w:w="60"/>
-              <w:right w:type="dxa" w:w="100"/>
-            </w:tcMar>
-            <w:vAlign w:val="center"/>
-          </w:tcPr>
-          <w:p>
-            <w:pPr>
-              <w:spacing w:after="0" w:before="0"/>
-            </w:pPr>
-            <w:r>
-              <w:rPr>
-                <w:rFonts w:ascii="Calibri" w:cs="Calibri" w:eastAsia="Calibri" w:hAnsi="Calibri"/>
-                <w:b w:val="false"/>
-                <w:bCs w:val="false"/>
-                <w:color w:val="000000"/>
-                <w:sz w:val="21"/>
-                <w:szCs w:val="21"/>
-              </w:rPr>
-              <w:t xml:space="preserve">Bericht über dieses Wochenende (Schreibrahmen Ü11)</w:t>
+              <w:t xml:space="preserve">zwei Texte, Klasse zeigt am Zeitstrahl mit</w:t>
             </w:r>
           </w:p>
         </w:tc>
@@ -1019,7 +911,7 @@
           <w:sz w:val="21"/>
           <w:szCs w:val="21"/>
         </w:rPr>
-        <w:t xml:space="preserve">Speed-Duell zu zweit (einer liest einen Satz vom Zeitstrahl in einer anderen Zeitform, der andere bestimmt sie). Kürzung: In Phase 4 nur zwei Fehlerstreifen besprechen, den Rest nächste Stunde.</w:t>
+        <w:t xml:space="preserve">Speed-Duell zu zweit (einer liest einen Satz vom Zeitstrahl in einer anderen Zeitform, der andere bestimmt sie). Kürzung: Beim Exit-Ticket reichen fünf Sätze, in Phase 4 liest nur einer vor.</w:t>
       </w:r>
     </w:p>
     <w:p>
@@ -1196,7 +1088,7 @@
                 <w:sz w:val="20"/>
                 <w:szCs w:val="20"/>
               </w:rPr>
-              <w:t xml:space="preserve">Die Zeitformen am Zeitstrahl (Zeitform, Bauplan, Beispielsatz je Abschnitt)</w:t>
+              <w:t xml:space="preserve">Die Zeitformen im Überblick (Tabelle: Zeitform, Bauplan, Beispielsatz – mit „Wofür?“ und „Test“)</w:t>
             </w:r>
           </w:p>
         </w:tc>
@@ -1233,11 +1125,11 @@
                 <w:rFonts w:ascii="Calibri" w:cs="Calibri" w:eastAsia="Calibri" w:hAnsi="Calibri"/>
                 <w:b/>
                 <w:bCs/>
-                <w:color w:val="D9534F"/>
+                <w:color w:val="C77C12"/>
                 <w:sz w:val="20"/>
                 <w:szCs w:val="20"/>
               </w:rPr>
-              <w:t xml:space="preserve">Merksatz 10</w:t>
+              <w:t xml:space="preserve">Exit-Ticket</w:t>
             </w:r>
           </w:p>
         </w:tc>
@@ -1269,153 +1161,7 @@
                 <w:sz w:val="20"/>
                 <w:szCs w:val="20"/>
               </w:rPr>
-              <w:t xml:space="preserve">Welche Zeitform wann?</w:t>
-            </w:r>
-          </w:p>
-        </w:tc>
-      </w:tr>
-      <w:tr>
-        <w:trPr>
-          <w:cantSplit/>
-          <w:trHeight w:val="340" w:hRule="atLeast"/>
-        </w:trPr>
-        <w:tc>
-          <w:tcPr>
-            <w:tcW w:type="dxa" w:w="2300"/>
-            <w:tcBorders>
-              <w:top w:val="single" w:color="B9C6E8" w:sz="6"/>
-              <w:left w:val="single" w:color="B9C6E8" w:sz="6"/>
-              <w:bottom w:val="single" w:color="B9C6E8" w:sz="6"/>
-              <w:right w:val="single" w:color="B9C6E8" w:sz="6"/>
-            </w:tcBorders>
-            <w:shd w:fill="F4F7FD" w:color="auto" w:val="clear"/>
-            <w:tcMar>
-              <w:top w:type="dxa" w:w="60"/>
-              <w:left w:type="dxa" w:w="100"/>
-              <w:bottom w:type="dxa" w:w="60"/>
-              <w:right w:type="dxa" w:w="100"/>
-            </w:tcMar>
-            <w:vAlign w:val="center"/>
-          </w:tcPr>
-          <w:p>
-            <w:pPr>
-              <w:spacing w:after="0" w:before="0"/>
-            </w:pPr>
-            <w:r>
-              <w:rPr>
-                <w:rFonts w:ascii="Calibri" w:cs="Calibri" w:eastAsia="Calibri" w:hAnsi="Calibri"/>
-                <w:b/>
-                <w:bCs/>
-                <w:color w:val="C77C12"/>
-                <w:sz w:val="20"/>
-                <w:szCs w:val="20"/>
-              </w:rPr>
-              <w:t xml:space="preserve">Ü12</w:t>
-            </w:r>
-          </w:p>
-        </w:tc>
-        <w:tc>
-          <w:tcPr>
-            <w:tcW w:type="dxa" w:w="7906"/>
-            <w:tcBorders>
-              <w:top w:val="single" w:color="B9C6E8" w:sz="6"/>
-              <w:left w:val="single" w:color="B9C6E8" w:sz="6"/>
-              <w:bottom w:val="single" w:color="B9C6E8" w:sz="6"/>
-              <w:right w:val="single" w:color="B9C6E8" w:sz="6"/>
-            </w:tcBorders>
-            <w:tcMar>
-              <w:top w:type="dxa" w:w="60"/>
-              <w:left w:type="dxa" w:w="100"/>
-              <w:bottom w:type="dxa" w:w="60"/>
-              <w:right w:type="dxa" w:w="100"/>
-            </w:tcMar>
-            <w:vAlign w:val="center"/>
-          </w:tcPr>
-          <w:p>
-            <w:pPr>
-              <w:spacing w:after="0" w:before="0"/>
-            </w:pPr>
-            <w:r>
-              <w:rPr>
-                <w:rFonts w:ascii="Calibri" w:cs="Calibri" w:eastAsia="Calibri" w:hAnsi="Calibri"/>
-                <w:color w:val="000000"/>
-                <w:sz w:val="20"/>
-                <w:szCs w:val="20"/>
-              </w:rPr>
-              <w:t xml:space="preserve">Schnipsel eingeklebt und verbessert · darunter: ein Fehler begründet (+ Zusatz)</w:t>
-            </w:r>
-          </w:p>
-        </w:tc>
-      </w:tr>
-      <w:tr>
-        <w:trPr>
-          <w:cantSplit/>
-          <w:trHeight w:val="340" w:hRule="atLeast"/>
-        </w:trPr>
-        <w:tc>
-          <w:tcPr>
-            <w:tcW w:type="dxa" w:w="2300"/>
-            <w:tcBorders>
-              <w:top w:val="single" w:color="B9C6E8" w:sz="6"/>
-              <w:left w:val="single" w:color="B9C6E8" w:sz="6"/>
-              <w:bottom w:val="single" w:color="B9C6E8" w:sz="6"/>
-              <w:right w:val="single" w:color="B9C6E8" w:sz="6"/>
-            </w:tcBorders>
-            <w:shd w:fill="F4F7FD" w:color="auto" w:val="clear"/>
-            <w:tcMar>
-              <w:top w:type="dxa" w:w="60"/>
-              <w:left w:type="dxa" w:w="100"/>
-              <w:bottom w:type="dxa" w:w="60"/>
-              <w:right w:type="dxa" w:w="100"/>
-            </w:tcMar>
-            <w:vAlign w:val="center"/>
-          </w:tcPr>
-          <w:p>
-            <w:pPr>
-              <w:spacing w:after="0" w:before="0"/>
-            </w:pPr>
-            <w:r>
-              <w:rPr>
-                <w:rFonts w:ascii="Calibri" w:cs="Calibri" w:eastAsia="Calibri" w:hAnsi="Calibri"/>
-                <w:b/>
-                <w:bCs/>
-                <w:color w:val="C77C12"/>
-                <w:sz w:val="20"/>
-                <w:szCs w:val="20"/>
-              </w:rPr>
-              <w:t xml:space="preserve">Hausaufgabe</w:t>
-            </w:r>
-          </w:p>
-        </w:tc>
-        <w:tc>
-          <w:tcPr>
-            <w:tcW w:type="dxa" w:w="7906"/>
-            <w:tcBorders>
-              <w:top w:val="single" w:color="B9C6E8" w:sz="6"/>
-              <w:left w:val="single" w:color="B9C6E8" w:sz="6"/>
-              <w:bottom w:val="single" w:color="B9C6E8" w:sz="6"/>
-              <w:right w:val="single" w:color="B9C6E8" w:sz="6"/>
-            </w:tcBorders>
-            <w:tcMar>
-              <w:top w:type="dxa" w:w="60"/>
-              <w:left w:type="dxa" w:w="100"/>
-              <w:bottom w:type="dxa" w:w="60"/>
-              <w:right w:type="dxa" w:w="100"/>
-            </w:tcMar>
-            <w:vAlign w:val="center"/>
-          </w:tcPr>
-          <w:p>
-            <w:pPr>
-              <w:spacing w:after="0" w:before="0"/>
-            </w:pPr>
-            <w:r>
-              <w:rPr>
-                <w:rFonts w:ascii="Calibri" w:cs="Calibri" w:eastAsia="Calibri" w:hAnsi="Calibri"/>
-                <w:color w:val="000000"/>
-                <w:sz w:val="20"/>
-                <w:szCs w:val="20"/>
-              </w:rPr>
-              <w:t xml:space="preserve">Bericht über das Wettkampfwochenende (Schreibrahmen Ü11)</w:t>
+              <w:t xml:space="preserve">wird eingesammelt (zurückgeben und einkleben in der nächsten Stunde)</w:t>
             </w:r>
           </w:p>
         </w:tc>
@@ -1443,7 +1189,7 @@
           <w:sz w:val="21"/>
           <w:szCs w:val="21"/>
         </w:rPr>
-        <w:t xml:space="preserve">Druckvorlage: Seite 1 Zeitstrahl-Schnipsel (2 pro A4), Seite 2 Ü12 (2 pro A4), Seiten 3–8 zwölf Streifen für die Tafel (einmal drucken, schneiden, Magnete): 8 Satzstreifen und 4 Fehlerstreifen „Bericht · Satz …“. Kreide rot, gelb, blau · Schüler: Heft, Kleber, Buntstifte rot, gelb, blau, grün.</w:t>
+        <w:t xml:space="preserve">Druckvorlage: Seite 1 Tabelle (2 pro A4), Seite 2 Exit-Ticket (2 pro A4), Seiten 3–11 für die Tafel (einmal drucken, schneiden, Magnete): 7 Streifen Mustertext, 5 Zeitform-Karten, 5 Bauplan-Karten. Kreide rot, gelb, blau · Schüler: Heft, Kleber, Buntstifte rot, gelb, blau.</w:t>
       </w:r>
     </w:p>
     <w:p>
@@ -1468,7 +1214,7 @@
           <w:sz w:val="21"/>
           <w:szCs w:val="21"/>
         </w:rPr>
-        <w:t xml:space="preserve">Zeitstrahl vorab über die ganze Tafel zeichnen (Pfeil, Abschnitte „vorher – Vergangenheit – jetzt – Zukunft“), darüber die Stundenfrage „Welche Zeitform wann?“. Die 8 Satzstreifen gemischt an den Rand hängen, die 4 Fehlerstreifen noch zurückhalten. Merksatz 10 auf die Seitentafel schreiben und zuklappen.</w:t>
+        <w:t xml:space="preserve">Zeitstrahl über die ganze Tafel zeichnen (Pfeil, Abschnitte „vorher – Vergangenheit – jetzt – Zukunft“; Vergangenheit doppelt so breit), darüber die Stundenfrage „Welche Zeitform wann?“. Mustertext-Streifen gemischt links an den Rand hängen, Zeitform- und Bauplan-Karten gemischt rechts – die Karten erst in Phase 2 zeigen.</w:t>
       </w:r>
     </w:p>
     <w:p>
@@ -1507,7 +1253,7 @@
           <w:sz w:val="20"/>
           <w:szCs w:val="20"/>
         </w:rPr>
-        <w:t xml:space="preserve">   4 Min.</w:t>
+        <w:t xml:space="preserve">   3 Min.</w:t>
       </w:r>
     </w:p>
     <w:tbl>
@@ -1634,7 +1380,7 @@
                 <w:sz w:val="21"/>
                 <w:szCs w:val="21"/>
               </w:rPr>
-              <w:t xml:space="preserve">Zwei bis drei Schüler drannehmen, aus jeder Sportart einen. Die Verbform im Kopf mitnotieren – erwartbar ist Perfekt („Ich habe gewonnen“, „Wir sind Zweiter geworden“).</w:t>
+              <w:t xml:space="preserve">Zwei bis drei Schüler drannehmen, möglichst aus jeder Sportart einen.</w:t>
             </w:r>
           </w:p>
         </w:tc>
@@ -1764,21 +1510,7 @@
                 <w:sz w:val="21"/>
                 <w:szCs w:val="21"/>
               </w:rPr>
-              <w:t xml:space="preserve">„Ihr habt gerade alle im Perfekt erzählt. In der Vereinszeitung klingt das anders. An der Tafel hängen acht Sätze aus drei Texten über so ein Wochenende: aus einer Sprachnachricht, aus der Vereinszeitung und aus einem Post. Heute klären wir: Welche Zeitform wann?“</w:t>
-            </w:r>
-          </w:p>
-          <w:p>
-            <w:pPr>
-              <w:spacing w:after="50" w:before="0"/>
-            </w:pPr>
-            <w:r>
-              <w:rPr>
-                <w:rFonts w:ascii="Calibri" w:cs="Calibri" w:eastAsia="Calibri" w:hAnsi="Calibri"/>
-                <w:color w:val="000000"/>
-                <w:sz w:val="21"/>
-                <w:szCs w:val="21"/>
-              </w:rPr>
-              <w:t xml:space="preserve">Auf die Stundenfrage über dem Zeitstrahl zeigen. Heft auf, Datum, Überschrift: Welche Zeitform wann?</w:t>
+              <w:t xml:space="preserve">„Am Ende der Stunde schreibt ihr euer Wochenende auf – mit allen Zeitformen, die ihr kennt. Vorher schauen wir uns an, wie das bei einer Judoka aussieht. Heft auf, Datum, Überschrift: Welche Zeitform wann?“</w:t>
             </w:r>
           </w:p>
         </w:tc>
@@ -1823,7 +1555,7 @@
           <w:sz w:val="28"/>
           <w:szCs w:val="28"/>
         </w:rPr>
-        <w:t xml:space="preserve">Magnet-Kette am Zeitstrahl</w:t>
+        <w:t xml:space="preserve">Mustertext am Zeitstrahl</w:t>
       </w:r>
       <w:r>
         <w:rPr>
@@ -1834,7 +1566,7 @@
           <w:sz w:val="20"/>
           <w:szCs w:val="20"/>
         </w:rPr>
-        <w:t xml:space="preserve">   13 Min.</w:t>
+        <w:t xml:space="preserve">   9 Min.</w:t>
       </w:r>
     </w:p>
     <w:tbl>
@@ -1947,7 +1679,7 @@
                 <w:sz w:val="21"/>
                 <w:szCs w:val="21"/>
               </w:rPr>
-              <w:t xml:space="preserve">„Ihr bekommt einen Schnipsel. Klebt ihn ein. Wer drankommt, hängt einen Streifen an die richtige Stelle am Zeitstrahl, markiert die Verbformen, nennt die Zeitform und begründet. Alle anderen prüfen mit und tragen die Zeitform und einen Beispielsatz in den Schnipsel ein.“</w:t>
+              <w:t xml:space="preserve">„Stifte liegen. Links hängen sieben Sätze einer Judoka – durcheinander. Wer drankommt, hängt einen Streifen an die richtige Stelle am Zeitstrahl, markiert die Verbformen und sagt, woran er es erkennt. Alle prüfen mit.“</w:t>
             </w:r>
           </w:p>
           <w:p>
@@ -1961,7 +1693,7 @@
                 <w:sz w:val="21"/>
                 <w:szCs w:val="21"/>
               </w:rPr>
-              <w:t xml:space="preserve">Begründung immer im gleichen Muster einfordern: „Das ist Plusquamperfekt, weil hatte (Hilfsverb im Präteritum) + Partizip II.“</w:t>
+              <w:t xml:space="preserve">Begründung über die Zeitangabe und die Verbform einfordern: „Vor dem Turnier – und hatte + trainiert, das war vorher.“</w:t>
             </w:r>
           </w:p>
           <w:p>
@@ -1975,21 +1707,7 @@
                 <w:sz w:val="21"/>
                 <w:szCs w:val="21"/>
               </w:rPr>
-              <w:t xml:space="preserve">Die Zeitform schreibt der Schüler mit Kreide über seinen Streifen. Präteritum und Perfekt landen beide bei „Vergangenheit“ – das stehen lassen, es ist der Anlass für Phase 2.</w:t>
-            </w:r>
-          </w:p>
-          <w:p>
-            <w:pPr>
-              <w:spacing w:after="50" w:before="0"/>
-            </w:pPr>
-            <w:r>
-              <w:rPr>
-                <w:rFonts w:ascii="Calibri" w:cs="Calibri" w:eastAsia="Calibri" w:hAnsi="Calibri"/>
-                <w:color w:val="000000"/>
-                <w:sz w:val="21"/>
-                <w:szCs w:val="21"/>
-              </w:rPr>
-              <w:t xml:space="preserve">Nach jedem Streifen kurz warten, bis alle eingetragen haben. Ein Beispielsatz pro Zeitform im Schnipsel reicht.</w:t>
+              <w:t xml:space="preserve">Die beiden vorher-Sätze dürfen getauscht hängen, ebenso Samstag/Finale in sinnvoller Reihenfolge.</w:t>
             </w:r>
           </w:p>
           <w:tbl>
@@ -2042,7 +1760,7 @@
                       <w:sz w:val="16"/>
                       <w:szCs w:val="16"/>
                     </w:rPr>
-                    <w:t xml:space="preserve">TAFEL · Mitte · Zeitstrahl mit den Streifen (Lösung)</w:t>
+                    <w:t xml:space="preserve">TAFEL · Mitte · Zeitstrahl mit dem Mustertext (Lösung)</w:t>
                   </w:r>
                 </w:p>
               </w:tc>
@@ -2087,13 +1805,116 @@
                   <w:r>
                     <w:rPr>
                       <w:rFonts w:ascii="Cambria" w:cs="Cambria" w:eastAsia="Cambria" w:hAnsi="Cambria"/>
-                      <w:b/>
-                      <w:bCs/>
-                      <w:color w:val="1E2761"/>
-                      <w:sz w:val="22"/>
-                      <w:szCs w:val="22"/>
-                    </w:rPr>
-                    <w:t xml:space="preserve">Plusquamperfekt</w:t>
+                      <w:color w:val="000000"/>
+                      <w:sz w:val="20"/>
+                      <w:szCs w:val="20"/>
+                    </w:rPr>
+                    <w:t xml:space="preserve">Vor dem Turnier </w:t>
+                  </w:r>
+                  <w:r>
+                    <w:rPr>
+                      <w:rFonts w:ascii="Cambria" w:cs="Cambria" w:eastAsia="Cambria" w:hAnsi="Cambria"/>
+                      <w:b/>
+                      <w:bCs/>
+                      <w:color w:val="D9534F"/>
+                      <w:sz w:val="20"/>
+                      <w:szCs w:val="20"/>
+                    </w:rPr>
+                    <w:t xml:space="preserve">hatte</w:t>
+                  </w:r>
+                  <w:r>
+                    <w:rPr>
+                      <w:rFonts w:ascii="Cambria" w:cs="Cambria" w:eastAsia="Cambria" w:hAnsi="Cambria"/>
+                      <w:color w:val="000000"/>
+                      <w:sz w:val="20"/>
+                      <w:szCs w:val="20"/>
+                    </w:rPr>
+                    <w:t xml:space="preserve"> ich wochenlang hart </w:t>
+                  </w:r>
+                  <w:r>
+                    <w:rPr>
+                      <w:rFonts w:ascii="Cambria" w:cs="Cambria" w:eastAsia="Cambria" w:hAnsi="Cambria"/>
+                      <w:b/>
+                      <w:bCs/>
+                      <w:color w:val="C98A1E"/>
+                      <w:sz w:val="20"/>
+                      <w:szCs w:val="20"/>
+                    </w:rPr>
+                    <w:t xml:space="preserve">trainiert</w:t>
+                  </w:r>
+                  <w:r>
+                    <w:rPr>
+                      <w:rFonts w:ascii="Cambria" w:cs="Cambria" w:eastAsia="Cambria" w:hAnsi="Cambria"/>
+                      <w:color w:val="000000"/>
+                      <w:sz w:val="20"/>
+                      <w:szCs w:val="20"/>
+                    </w:rPr>
+                    <w:t xml:space="preserve">.</w:t>
+                  </w:r>
+                </w:p>
+                <w:p>
+                  <w:pPr>
+                    <w:spacing w:after="50" w:before="0"/>
+                  </w:pPr>
+                  <w:r>
+                    <w:rPr>
+                      <w:rFonts w:ascii="Calibri" w:cs="Calibri" w:eastAsia="Calibri" w:hAnsi="Calibri"/>
+                      <w:b/>
+                      <w:bCs/>
+                      <w:color w:val="5B6B8C"/>
+                      <w:sz w:val="16"/>
+                      <w:szCs w:val="16"/>
+                    </w:rPr>
+                    <w:t xml:space="preserve">vorher   </w:t>
+                  </w:r>
+                  <w:r>
+                    <w:rPr>
+                      <w:rFonts w:ascii="Cambria" w:cs="Cambria" w:eastAsia="Cambria" w:hAnsi="Cambria"/>
+                      <w:color w:val="000000"/>
+                      <w:sz w:val="20"/>
+                      <w:szCs w:val="20"/>
+                    </w:rPr>
+                    <w:t xml:space="preserve">Am Freitag </w:t>
+                  </w:r>
+                  <w:r>
+                    <w:rPr>
+                      <w:rFonts w:ascii="Cambria" w:cs="Cambria" w:eastAsia="Cambria" w:hAnsi="Cambria"/>
+                      <w:b/>
+                      <w:bCs/>
+                      <w:color w:val="D9534F"/>
+                      <w:sz w:val="20"/>
+                      <w:szCs w:val="20"/>
+                    </w:rPr>
+                    <w:t xml:space="preserve">waren</w:t>
+                  </w:r>
+                  <w:r>
+                    <w:rPr>
+                      <w:rFonts w:ascii="Cambria" w:cs="Cambria" w:eastAsia="Cambria" w:hAnsi="Cambria"/>
+                      <w:color w:val="000000"/>
+                      <w:sz w:val="20"/>
+                      <w:szCs w:val="20"/>
+                    </w:rPr>
+                    <w:t xml:space="preserve"> wir mit dem Team nach Leipzig </w:t>
+                  </w:r>
+                  <w:r>
+                    <w:rPr>
+                      <w:rFonts w:ascii="Cambria" w:cs="Cambria" w:eastAsia="Cambria" w:hAnsi="Cambria"/>
+                      <w:b/>
+                      <w:bCs/>
+                      <w:color w:val="C98A1E"/>
+                      <w:sz w:val="20"/>
+                      <w:szCs w:val="20"/>
+                    </w:rPr>
+                    <w:t xml:space="preserve">gefahren</w:t>
+                  </w:r>
+                  <w:r>
+                    <w:rPr>
+                      <w:rFonts w:ascii="Cambria" w:cs="Cambria" w:eastAsia="Cambria" w:hAnsi="Cambria"/>
+                      <w:color w:val="000000"/>
+                      <w:sz w:val="20"/>
+                      <w:szCs w:val="20"/>
+                    </w:rPr>
+                    <w:t xml:space="preserve">.</w:t>
                   </w:r>
                 </w:p>
                 <w:p>
@@ -2109,7 +1930,7 @@
                       <w:sz w:val="16"/>
                       <w:szCs w:val="16"/>
                     </w:rPr>
-                    <w:t xml:space="preserve">ZEITUNG   </w:t>
+                    <w:t xml:space="preserve">Vergangenheit   </w:t>
                   </w:r>
                   <w:r>
                     <w:rPr>
@@ -2118,38 +1939,19 @@
                       <w:sz w:val="20"/>
                       <w:szCs w:val="20"/>
                     </w:rPr>
-                    <w:t xml:space="preserve">Die Judoka </w:t>
-                  </w:r>
-                  <w:r>
-                    <w:rPr>
-                      <w:rFonts w:ascii="Cambria" w:cs="Cambria" w:eastAsia="Cambria" w:hAnsi="Cambria"/>
-                      <w:b/>
-                      <w:bCs/>
-                      <w:color w:val="D9534F"/>
-                      <w:sz w:val="20"/>
-                      <w:szCs w:val="20"/>
-                    </w:rPr>
-                    <w:t xml:space="preserve">hatten</w:t>
-                  </w:r>
-                  <w:r>
-                    <w:rPr>
-                      <w:rFonts w:ascii="Cambria" w:cs="Cambria" w:eastAsia="Cambria" w:hAnsi="Cambria"/>
+                    <w:t xml:space="preserve">Am Samstag </w:t>
+                  </w:r>
+                  <w:r>
+                    <w:rPr>
+                      <w:rFonts w:ascii="Cambria" w:cs="Cambria" w:eastAsia="Cambria" w:hAnsi="Cambria"/>
+                      <w:b/>
+                      <w:bCs/>
                       <w:color w:val="000000"/>
                       <w:sz w:val="20"/>
                       <w:szCs w:val="20"/>
-                    </w:rPr>
-                    <w:t xml:space="preserve"> wochenlang für das Turnier </w:t>
-                  </w:r>
-                  <w:r>
-                    <w:rPr>
-                      <w:rFonts w:ascii="Cambria" w:cs="Cambria" w:eastAsia="Cambria" w:hAnsi="Cambria"/>
-                      <w:b/>
-                      <w:bCs/>
-                      <w:color w:val="C98A1E"/>
-                      <w:sz w:val="20"/>
-                      <w:szCs w:val="20"/>
-                    </w:rPr>
-                    <w:t xml:space="preserve">trainiert</w:t>
+                      <w:u w:val="single"/>
+                    </w:rPr>
+                    <w:t xml:space="preserve">kämpfte</w:t>
                   </w:r>
                   <w:r>
                     <w:rPr>
@@ -2158,72 +1960,7 @@
                       <w:sz w:val="20"/>
                       <w:szCs w:val="20"/>
                     </w:rPr>
-                    <w:t xml:space="preserve">.</w:t>
-                  </w:r>
-                </w:p>
-                <w:p>
-                  <w:pPr>
-                    <w:spacing w:after="60" w:before="0"/>
-                  </w:pPr>
-                  <w:r>
-                    <w:rPr>
-                      <w:rFonts w:ascii="Calibri" w:cs="Calibri" w:eastAsia="Calibri" w:hAnsi="Calibri"/>
-                      <w:b/>
-                      <w:bCs/>
-                      <w:color w:val="5B6B8C"/>
-                      <w:sz w:val="16"/>
-                      <w:szCs w:val="16"/>
-                    </w:rPr>
-                    <w:t xml:space="preserve">ZEITUNG   </w:t>
-                  </w:r>
-                  <w:r>
-                    <w:rPr>
-                      <w:rFonts w:ascii="Cambria" w:cs="Cambria" w:eastAsia="Cambria" w:hAnsi="Cambria"/>
-                      <w:color w:val="000000"/>
-                      <w:sz w:val="20"/>
-                      <w:szCs w:val="20"/>
-                    </w:rPr>
-                    <w:t xml:space="preserve">Die Handballer </w:t>
-                  </w:r>
-                  <w:r>
-                    <w:rPr>
-                      <w:rFonts w:ascii="Cambria" w:cs="Cambria" w:eastAsia="Cambria" w:hAnsi="Cambria"/>
-                      <w:b/>
-                      <w:bCs/>
-                      <w:color w:val="D9534F"/>
-                      <w:sz w:val="20"/>
-                      <w:szCs w:val="20"/>
-                    </w:rPr>
-                    <w:t xml:space="preserve">waren</w:t>
-                  </w:r>
-                  <w:r>
-                    <w:rPr>
-                      <w:rFonts w:ascii="Cambria" w:cs="Cambria" w:eastAsia="Cambria" w:hAnsi="Cambria"/>
-                      <w:color w:val="000000"/>
-                      <w:sz w:val="20"/>
-                      <w:szCs w:val="20"/>
-                    </w:rPr>
-                    <w:t xml:space="preserve"> schon am Freitag </w:t>
-                  </w:r>
-                  <w:r>
-                    <w:rPr>
-                      <w:rFonts w:ascii="Cambria" w:cs="Cambria" w:eastAsia="Cambria" w:hAnsi="Cambria"/>
-                      <w:b/>
-                      <w:bCs/>
-                      <w:color w:val="C98A1E"/>
-                      <w:sz w:val="20"/>
-                      <w:szCs w:val="20"/>
-                    </w:rPr>
-                    <w:t xml:space="preserve">angereist</w:t>
-                  </w:r>
-                  <w:r>
-                    <w:rPr>
-                      <w:rFonts w:ascii="Cambria" w:cs="Cambria" w:eastAsia="Cambria" w:hAnsi="Cambria"/>
-                      <w:color w:val="000000"/>
-                      <w:sz w:val="20"/>
-                      <w:szCs w:val="20"/>
-                    </w:rPr>
-                    <w:t xml:space="preserve">.</w:t>
+                    <w:t xml:space="preserve"> ich in der Klasse bis 50 Kilo.</w:t>
                   </w:r>
                 </w:p>
                 <w:p>
@@ -2244,18 +1981,37 @@
                   <w:r>
                     <w:rPr>
                       <w:rFonts w:ascii="Cambria" w:cs="Cambria" w:eastAsia="Cambria" w:hAnsi="Cambria"/>
-                      <w:b/>
-                      <w:bCs/>
-                      <w:color w:val="1E2761"/>
-                      <w:sz w:val="22"/>
-                      <w:szCs w:val="22"/>
-                    </w:rPr>
-                    <w:t xml:space="preserve">Präteritum</w:t>
+                      <w:color w:val="000000"/>
+                      <w:sz w:val="20"/>
+                      <w:szCs w:val="20"/>
+                    </w:rPr>
+                    <w:t xml:space="preserve">Im Finale </w:t>
+                  </w:r>
+                  <w:r>
+                    <w:rPr>
+                      <w:rFonts w:ascii="Cambria" w:cs="Cambria" w:eastAsia="Cambria" w:hAnsi="Cambria"/>
+                      <w:b/>
+                      <w:bCs/>
+                      <w:color w:val="000000"/>
+                      <w:sz w:val="20"/>
+                      <w:szCs w:val="20"/>
+                      <w:u w:val="single"/>
+                    </w:rPr>
+                    <w:t xml:space="preserve">verlor</w:t>
+                  </w:r>
+                  <w:r>
+                    <w:rPr>
+                      <w:rFonts w:ascii="Cambria" w:cs="Cambria" w:eastAsia="Cambria" w:hAnsi="Cambria"/>
+                      <w:color w:val="000000"/>
+                      <w:sz w:val="20"/>
+                      <w:szCs w:val="20"/>
+                    </w:rPr>
+                    <w:t xml:space="preserve"> ich nur knapp.</w:t>
                   </w:r>
                 </w:p>
                 <w:p>
                   <w:pPr>
-                    <w:spacing w:after="10" w:before="0"/>
+                    <w:spacing w:after="50" w:before="0"/>
                   </w:pPr>
                   <w:r>
                     <w:rPr>
@@ -2266,7 +2022,7 @@
                       <w:sz w:val="16"/>
                       <w:szCs w:val="16"/>
                     </w:rPr>
-                    <w:t xml:space="preserve">ZEITUNG   </w:t>
+                    <w:t xml:space="preserve">Vergangenheit   </w:t>
                   </w:r>
                   <w:r>
                     <w:rPr>
@@ -2275,7 +2031,7 @@
                       <w:sz w:val="20"/>
                       <w:szCs w:val="20"/>
                     </w:rPr>
-                    <w:t xml:space="preserve">Im Stoßen </w:t>
+                    <w:t xml:space="preserve">Danach </w:t>
                   </w:r>
                   <w:r>
                     <w:rPr>
@@ -2287,7 +2043,7 @@
                       <w:szCs w:val="20"/>
                       <w:u w:val="single"/>
                     </w:rPr>
-                    <w:t xml:space="preserve">hob</w:t>
+                    <w:t xml:space="preserve">sagte</w:t>
                   </w:r>
                   <w:r>
                     <w:rPr>
@@ -2296,12 +2052,52 @@
                       <w:sz w:val="20"/>
                       <w:szCs w:val="20"/>
                     </w:rPr>
-                    <w:t xml:space="preserve"> unsere Gewichtheberin 75 Kilo.</w:t>
+                    <w:t xml:space="preserve"> mein Trainer: „Du </w:t>
+                  </w:r>
+                  <w:r>
+                    <w:rPr>
+                      <w:rFonts w:ascii="Cambria" w:cs="Cambria" w:eastAsia="Cambria" w:hAnsi="Cambria"/>
+                      <w:b/>
+                      <w:bCs/>
+                      <w:color w:val="D9534F"/>
+                      <w:sz w:val="20"/>
+                      <w:szCs w:val="20"/>
+                    </w:rPr>
+                    <w:t xml:space="preserve">hast</w:t>
+                  </w:r>
+                  <w:r>
+                    <w:rPr>
+                      <w:rFonts w:ascii="Cambria" w:cs="Cambria" w:eastAsia="Cambria" w:hAnsi="Cambria"/>
+                      <w:color w:val="000000"/>
+                      <w:sz w:val="20"/>
+                      <w:szCs w:val="20"/>
+                    </w:rPr>
+                    <w:t xml:space="preserve"> stark </w:t>
+                  </w:r>
+                  <w:r>
+                    <w:rPr>
+                      <w:rFonts w:ascii="Cambria" w:cs="Cambria" w:eastAsia="Cambria" w:hAnsi="Cambria"/>
+                      <w:b/>
+                      <w:bCs/>
+                      <w:color w:val="C98A1E"/>
+                      <w:sz w:val="20"/>
+                      <w:szCs w:val="20"/>
+                    </w:rPr>
+                    <w:t xml:space="preserve">gekämpft</w:t>
+                  </w:r>
+                  <w:r>
+                    <w:rPr>
+                      <w:rFonts w:ascii="Cambria" w:cs="Cambria" w:eastAsia="Cambria" w:hAnsi="Cambria"/>
+                      <w:color w:val="000000"/>
+                      <w:sz w:val="20"/>
+                      <w:szCs w:val="20"/>
+                    </w:rPr>
+                    <w:t xml:space="preserve">!“</w:t>
                   </w:r>
                 </w:p>
                 <w:p>
                   <w:pPr>
-                    <w:spacing w:after="60" w:before="0"/>
+                    <w:spacing w:after="50" w:before="0"/>
                   </w:pPr>
                   <w:r>
                     <w:rPr>
@@ -2312,7 +2108,7 @@
                       <w:sz w:val="16"/>
                       <w:szCs w:val="16"/>
                     </w:rPr>
-                    <w:t xml:space="preserve">ZEITUNG   </w:t>
+                    <w:t xml:space="preserve">jetzt   </w:t>
                   </w:r>
                   <w:r>
                     <w:rPr>
@@ -2321,7 +2117,7 @@
                       <w:sz w:val="20"/>
                       <w:szCs w:val="20"/>
                     </w:rPr>
-                    <w:t xml:space="preserve">Unsere Handballer </w:t>
+                    <w:t xml:space="preserve">Heute </w:t>
                   </w:r>
                   <w:r>
                     <w:rPr>
@@ -2333,7 +2129,7 @@
                       <w:szCs w:val="20"/>
                       <w:u w:val="single"/>
                     </w:rPr>
-                    <w:t xml:space="preserve">kämpften</w:t>
+                    <w:t xml:space="preserve">analysiere</w:t>
                   </w:r>
                   <w:r>
                     <w:rPr>
@@ -2342,241 +2138,7 @@
                       <w:sz w:val="20"/>
                       <w:szCs w:val="20"/>
                     </w:rPr>
-                    <w:t xml:space="preserve"> bis zur letzten Sekunde.</w:t>
-                  </w:r>
-                </w:p>
-                <w:p>
-                  <w:pPr>
-                    <w:spacing w:after="10" w:before="0"/>
-                  </w:pPr>
-                  <w:r>
-                    <w:rPr>
-                      <w:rFonts w:ascii="Calibri" w:cs="Calibri" w:eastAsia="Calibri" w:hAnsi="Calibri"/>
-                      <w:b/>
-                      <w:bCs/>
-                      <w:color w:val="5B6B8C"/>
-                      <w:sz w:val="16"/>
-                      <w:szCs w:val="16"/>
-                    </w:rPr>
-                    <w:t xml:space="preserve">Vergangenheit   </w:t>
-                  </w:r>
-                  <w:r>
-                    <w:rPr>
-                      <w:rFonts w:ascii="Cambria" w:cs="Cambria" w:eastAsia="Cambria" w:hAnsi="Cambria"/>
-                      <w:b/>
-                      <w:bCs/>
-                      <w:color w:val="1E2761"/>
-                      <w:sz w:val="22"/>
-                      <w:szCs w:val="22"/>
-                    </w:rPr>
-                    <w:t xml:space="preserve">Perfekt</w:t>
-                  </w:r>
-                </w:p>
-                <w:p>
-                  <w:pPr>
-                    <w:spacing w:after="10" w:before="0"/>
-                  </w:pPr>
-                  <w:r>
-                    <w:rPr>
-                      <w:rFonts w:ascii="Calibri" w:cs="Calibri" w:eastAsia="Calibri" w:hAnsi="Calibri"/>
-                      <w:b/>
-                      <w:bCs/>
-                      <w:color w:val="5B6B8C"/>
-                      <w:sz w:val="16"/>
-                      <w:szCs w:val="16"/>
-                    </w:rPr>
-                    <w:t xml:space="preserve">SPRACHNACHRICHT   </w:t>
-                  </w:r>
-                  <w:r>
-                    <w:rPr>
-                      <w:rFonts w:ascii="Cambria" w:cs="Cambria" w:eastAsia="Cambria" w:hAnsi="Cambria"/>
-                      <w:color w:val="000000"/>
-                      <w:sz w:val="20"/>
-                      <w:szCs w:val="20"/>
-                    </w:rPr>
-                    <w:t xml:space="preserve">Ich </w:t>
-                  </w:r>
-                  <w:r>
-                    <w:rPr>
-                      <w:rFonts w:ascii="Cambria" w:cs="Cambria" w:eastAsia="Cambria" w:hAnsi="Cambria"/>
-                      <w:b/>
-                      <w:bCs/>
-                      <w:color w:val="D9534F"/>
-                      <w:sz w:val="20"/>
-                      <w:szCs w:val="20"/>
-                    </w:rPr>
-                    <w:t xml:space="preserve">habe</w:t>
-                  </w:r>
-                  <w:r>
-                    <w:rPr>
-                      <w:rFonts w:ascii="Cambria" w:cs="Cambria" w:eastAsia="Cambria" w:hAnsi="Cambria"/>
-                      <w:color w:val="000000"/>
-                      <w:sz w:val="20"/>
-                      <w:szCs w:val="20"/>
-                    </w:rPr>
-                    <w:t xml:space="preserve"> im Finale Bronze </w:t>
-                  </w:r>
-                  <w:r>
-                    <w:rPr>
-                      <w:rFonts w:ascii="Cambria" w:cs="Cambria" w:eastAsia="Cambria" w:hAnsi="Cambria"/>
-                      <w:b/>
-                      <w:bCs/>
-                      <w:color w:val="C98A1E"/>
-                      <w:sz w:val="20"/>
-                      <w:szCs w:val="20"/>
-                    </w:rPr>
-                    <w:t xml:space="preserve">geholt</w:t>
-                  </w:r>
-                  <w:r>
-                    <w:rPr>
-                      <w:rFonts w:ascii="Cambria" w:cs="Cambria" w:eastAsia="Cambria" w:hAnsi="Cambria"/>
-                      <w:color w:val="000000"/>
-                      <w:sz w:val="20"/>
-                      <w:szCs w:val="20"/>
-                    </w:rPr>
-                    <w:t xml:space="preserve">!</w:t>
-                  </w:r>
-                </w:p>
-                <w:p>
-                  <w:pPr>
-                    <w:spacing w:after="60" w:before="0"/>
-                  </w:pPr>
-                  <w:r>
-                    <w:rPr>
-                      <w:rFonts w:ascii="Calibri" w:cs="Calibri" w:eastAsia="Calibri" w:hAnsi="Calibri"/>
-                      <w:b/>
-                      <w:bCs/>
-                      <w:color w:val="5B6B8C"/>
-                      <w:sz w:val="16"/>
-                      <w:szCs w:val="16"/>
-                    </w:rPr>
-                    <w:t xml:space="preserve">SPRACHNACHRICHT   </w:t>
-                  </w:r>
-                  <w:r>
-                    <w:rPr>
-                      <w:rFonts w:ascii="Cambria" w:cs="Cambria" w:eastAsia="Cambria" w:hAnsi="Cambria"/>
-                      <w:color w:val="000000"/>
-                      <w:sz w:val="20"/>
-                      <w:szCs w:val="20"/>
-                    </w:rPr>
-                    <w:t xml:space="preserve">Wir </w:t>
-                  </w:r>
-                  <w:r>
-                    <w:rPr>
-                      <w:rFonts w:ascii="Cambria" w:cs="Cambria" w:eastAsia="Cambria" w:hAnsi="Cambria"/>
-                      <w:b/>
-                      <w:bCs/>
-                      <w:color w:val="D9534F"/>
-                      <w:sz w:val="20"/>
-                      <w:szCs w:val="20"/>
-                    </w:rPr>
-                    <w:t xml:space="preserve">sind</w:t>
-                  </w:r>
-                  <w:r>
-                    <w:rPr>
-                      <w:rFonts w:ascii="Cambria" w:cs="Cambria" w:eastAsia="Cambria" w:hAnsi="Cambria"/>
-                      <w:color w:val="000000"/>
-                      <w:sz w:val="20"/>
-                      <w:szCs w:val="20"/>
-                    </w:rPr>
-                    <w:t xml:space="preserve"> erst um zehn Uhr nach Hause </w:t>
-                  </w:r>
-                  <w:r>
-                    <w:rPr>
-                      <w:rFonts w:ascii="Cambria" w:cs="Cambria" w:eastAsia="Cambria" w:hAnsi="Cambria"/>
-                      <w:b/>
-                      <w:bCs/>
-                      <w:color w:val="C98A1E"/>
-                      <w:sz w:val="20"/>
-                      <w:szCs w:val="20"/>
-                    </w:rPr>
-                    <w:t xml:space="preserve">gekommen</w:t>
-                  </w:r>
-                  <w:r>
-                    <w:rPr>
-                      <w:rFonts w:ascii="Cambria" w:cs="Cambria" w:eastAsia="Cambria" w:hAnsi="Cambria"/>
-                      <w:color w:val="000000"/>
-                      <w:sz w:val="20"/>
-                      <w:szCs w:val="20"/>
-                    </w:rPr>
-                    <w:t xml:space="preserve">.</w:t>
-                  </w:r>
-                </w:p>
-                <w:p>
-                  <w:pPr>
-                    <w:spacing w:after="60" w:before="0"/>
-                  </w:pPr>
-                  <w:r>
-                    <w:rPr>
-                      <w:rFonts w:ascii="Calibri" w:cs="Calibri" w:eastAsia="Calibri" w:hAnsi="Calibri"/>
-                      <w:b/>
-                      <w:bCs/>
-                      <w:color w:val="5B6B8C"/>
-                      <w:sz w:val="16"/>
-                      <w:szCs w:val="16"/>
-                    </w:rPr>
-                    <w:t xml:space="preserve">jetzt   </w:t>
-                  </w:r>
-                  <w:r>
-                    <w:rPr>
-                      <w:rFonts w:ascii="Cambria" w:cs="Cambria" w:eastAsia="Cambria" w:hAnsi="Cambria"/>
-                      <w:b/>
-                      <w:bCs/>
-                      <w:color w:val="1E2761"/>
-                      <w:sz w:val="22"/>
-                      <w:szCs w:val="22"/>
-                    </w:rPr>
-                    <w:t xml:space="preserve">Präsens</w:t>
-                  </w:r>
-                  <w:r>
-                    <w:rPr>
-                      <w:rFonts w:ascii="Cambria" w:cs="Cambria" w:eastAsia="Cambria" w:hAnsi="Cambria"/>
-                      <w:color w:val="000000"/>
-                      <w:sz w:val="20"/>
-                      <w:szCs w:val="20"/>
-                    </w:rPr>
-                    <w:t xml:space="preserve">   ·   </w:t>
-                  </w:r>
-                  <w:r>
-                    <w:rPr>
-                      <w:rFonts w:ascii="Calibri" w:cs="Calibri" w:eastAsia="Calibri" w:hAnsi="Calibri"/>
-                      <w:b/>
-                      <w:bCs/>
-                      <w:color w:val="5B6B8C"/>
-                      <w:sz w:val="16"/>
-                      <w:szCs w:val="16"/>
-                    </w:rPr>
-                    <w:t xml:space="preserve">POST   </w:t>
-                  </w:r>
-                  <w:r>
-                    <w:rPr>
-                      <w:rFonts w:ascii="Cambria" w:cs="Cambria" w:eastAsia="Cambria" w:hAnsi="Cambria"/>
-                      <w:color w:val="000000"/>
-                      <w:sz w:val="20"/>
-                      <w:szCs w:val="20"/>
-                    </w:rPr>
-                    <w:t xml:space="preserve">Heute </w:t>
-                  </w:r>
-                  <w:r>
-                    <w:rPr>
-                      <w:rFonts w:ascii="Cambria" w:cs="Cambria" w:eastAsia="Cambria" w:hAnsi="Cambria"/>
-                      <w:b/>
-                      <w:bCs/>
-                      <w:color w:val="000000"/>
-                      <w:sz w:val="20"/>
-                      <w:szCs w:val="20"/>
-                      <w:u w:val="single"/>
-                    </w:rPr>
-                    <w:t xml:space="preserve">analysieren</w:t>
-                  </w:r>
-                  <w:r>
-                    <w:rPr>
-                      <w:rFonts w:ascii="Cambria" w:cs="Cambria" w:eastAsia="Cambria" w:hAnsi="Cambria"/>
-                      <w:color w:val="000000"/>
-                      <w:sz w:val="20"/>
-                      <w:szCs w:val="20"/>
-                    </w:rPr>
-                    <w:t xml:space="preserve"> wir mit dem Trainer das Video.</w:t>
+                    <w:t xml:space="preserve"> ich mit ihm das Video.</w:t>
                   </w:r>
                 </w:p>
                 <w:p>
@@ -2597,33 +2159,22 @@
                   <w:r>
                     <w:rPr>
                       <w:rFonts w:ascii="Cambria" w:cs="Cambria" w:eastAsia="Cambria" w:hAnsi="Cambria"/>
-                      <w:b/>
-                      <w:bCs/>
-                      <w:color w:val="1E2761"/>
-                      <w:sz w:val="22"/>
-                      <w:szCs w:val="22"/>
-                    </w:rPr>
-                    <w:t xml:space="preserve">Futur I</w:t>
-                  </w:r>
-                  <w:r>
-                    <w:rPr>
-                      <w:rFonts w:ascii="Cambria" w:cs="Cambria" w:eastAsia="Cambria" w:hAnsi="Cambria"/>
                       <w:color w:val="000000"/>
                       <w:sz w:val="20"/>
                       <w:szCs w:val="20"/>
                     </w:rPr>
-                    <w:t xml:space="preserve">   ·   </w:t>
-                  </w:r>
-                  <w:r>
-                    <w:rPr>
-                      <w:rFonts w:ascii="Calibri" w:cs="Calibri" w:eastAsia="Calibri" w:hAnsi="Calibri"/>
-                      <w:b/>
-                      <w:bCs/>
-                      <w:color w:val="5B6B8C"/>
-                      <w:sz w:val="16"/>
-                      <w:szCs w:val="16"/>
-                    </w:rPr>
-                    <w:t xml:space="preserve">POST   </w:t>
+                    <w:t xml:space="preserve">Beim nächsten Turnier </w:t>
+                  </w:r>
+                  <w:r>
+                    <w:rPr>
+                      <w:rFonts w:ascii="Cambria" w:cs="Cambria" w:eastAsia="Cambria" w:hAnsi="Cambria"/>
+                      <w:b/>
+                      <w:bCs/>
+                      <w:color w:val="D9534F"/>
+                      <w:sz w:val="20"/>
+                      <w:szCs w:val="20"/>
+                    </w:rPr>
+                    <w:t xml:space="preserve">werde</w:t>
                   </w:r>
                   <w:r>
                     <w:rPr>
@@ -2632,27 +2183,7 @@
                       <w:sz w:val="20"/>
                       <w:szCs w:val="20"/>
                     </w:rPr>
-                    <w:t xml:space="preserve">Beim nächsten Turnier </w:t>
-                  </w:r>
-                  <w:r>
-                    <w:rPr>
-                      <w:rFonts w:ascii="Cambria" w:cs="Cambria" w:eastAsia="Cambria" w:hAnsi="Cambria"/>
-                      <w:b/>
-                      <w:bCs/>
-                      <w:color w:val="D9534F"/>
-                      <w:sz w:val="20"/>
-                      <w:szCs w:val="20"/>
-                    </w:rPr>
-                    <w:t xml:space="preserve">werde</w:t>
-                  </w:r>
-                  <w:r>
-                    <w:rPr>
-                      <w:rFonts w:ascii="Cambria" w:cs="Cambria" w:eastAsia="Cambria" w:hAnsi="Cambria"/>
-                      <w:color w:val="000000"/>
-                      <w:sz w:val="20"/>
-                      <w:szCs w:val="20"/>
-                    </w:rPr>
-                    <w:t xml:space="preserve"> ich den Haltegriff besser </w:t>
+                    <w:t xml:space="preserve"> ich früher </w:t>
                   </w:r>
                   <w:r>
                     <w:rPr>
@@ -2663,7 +2194,7 @@
                       <w:sz w:val="20"/>
                       <w:szCs w:val="20"/>
                     </w:rPr>
-                    <w:t xml:space="preserve">verteidigen</w:t>
+                    <w:t xml:space="preserve">angreifen</w:t>
                   </w:r>
                   <w:r>
                     <w:rPr>
@@ -2774,7 +2305,7 @@
                 <w:sz w:val="20"/>
                 <w:szCs w:val="20"/>
               </w:rPr>
-              <w:t xml:space="preserve">macht mündlich mit</w:t>
+              <w:t xml:space="preserve">hört zu</w:t>
             </w:r>
           </w:p>
         </w:tc>
@@ -2819,7 +2350,7 @@
                 <w:sz w:val="21"/>
                 <w:szCs w:val="21"/>
               </w:rPr>
-              <w:t xml:space="preserve">„Stifte liegen. Jetzt der Bauplan: Woraus besteht jede Zeitform? Meldet euch.“</w:t>
+              <w:t xml:space="preserve">„Stifte liegen. Schaut auf den Trainer-Satz: Da stehen zwei Zeitformen in einem Satz. Wer erzählt, schreibt im Präteritum – sagte. Wer spricht, wie der Trainer, nimmt das Perfekt – hast gekämpft.“</w:t>
             </w:r>
           </w:p>
           <w:p>
@@ -2833,32 +2364,7 @@
                 <w:sz w:val="21"/>
                 <w:szCs w:val="21"/>
               </w:rPr>
-              <w:t xml:space="preserve">Bauplan unter den Zeitformnamen an die Tafel schreiben, danach eintragen lassen („Jetzt schreibt ihr ab: die Zeile Bauplan.“).</w:t>
-            </w:r>
-          </w:p>
-          <w:p>
-            <w:pPr>
-              <w:spacing w:after="0" w:before="0"/>
-            </w:pPr>
-            <w:r>
-              <w:rPr>
-                <w:rFonts w:ascii="Calibri" w:cs="Calibri" w:eastAsia="Calibri" w:hAnsi="Calibri"/>
-                <w:b/>
-                <w:bCs/>
-                <w:color w:val="5B6B8C"/>
-                <w:sz w:val="19"/>
-                <w:szCs w:val="19"/>
-              </w:rPr>
-              <w:t xml:space="preserve">Lösung: </w:t>
-            </w:r>
-            <w:r>
-              <w:rPr>
-                <w:rFonts w:ascii="Calibri" w:cs="Calibri" w:eastAsia="Calibri" w:hAnsi="Calibri"/>
-                <w:color w:val="5B6B8C"/>
-                <w:sz w:val="19"/>
-                <w:szCs w:val="19"/>
-              </w:rPr>
-              <w:t xml:space="preserve">Plusquamperfekt: hatte/war + Partizip II · Präteritum: nur finites Verb (Präteritumform) · Perfekt: habe/bin + Partizip II · Präsens: nur finites Verb · Futur I: werde + Infinitiv</w:t>
+              <w:t xml:space="preserve">Der Trainer-Satz hängt im Abschnitt Vergangenheit an der Grenze zwischen Präteritum und Perfekt (die Karten kommen in Phase 2 darüber).</w:t>
             </w:r>
           </w:p>
         </w:tc>
@@ -2903,7 +2409,7 @@
           <w:sz w:val="28"/>
           <w:szCs w:val="28"/>
         </w:rPr>
-        <w:t xml:space="preserve">Welche Zeitform wann? + Merksatz 10</w:t>
+        <w:t xml:space="preserve">Die Übersicht entsteht</w:t>
       </w:r>
       <w:r>
         <w:rPr>
@@ -2914,7 +2420,7 @@
           <w:sz w:val="20"/>
           <w:szCs w:val="20"/>
         </w:rPr>
-        <w:t xml:space="preserve">   7 Min.</w:t>
+        <w:t xml:space="preserve">   13 Min.</w:t>
       </w:r>
     </w:p>
     <w:tbl>
@@ -2982,7 +2488,7 @@
                 <w:sz w:val="20"/>
                 <w:szCs w:val="20"/>
               </w:rPr>
-              <w:t xml:space="preserve">macht mündlich mit</w:t>
+              <w:t xml:space="preserve">kommt an die Tafel</w:t>
             </w:r>
           </w:p>
         </w:tc>
@@ -3027,7 +2533,7 @@
                 <w:sz w:val="21"/>
                 <w:szCs w:val="21"/>
               </w:rPr>
-              <w:t xml:space="preserve">„Stifte liegen. Präteritum und Perfekt hängen am selben Platz – beide erzählen Vergangenes. Schaut auf die Etiketten: Aus welchem Text kommen die Sätze?“</w:t>
+              <w:t xml:space="preserve">„Ihr bekommt einen Schnipsel mit einer Tabelle. Klebt ihn ein. Rechts hängen Karten mit den Zeitformen und den Bauplänen. Kreide-Kette: Wer drankommt, hängt eine Karte über den richtigen Abschnitt und begründet am Satz darunter. Hängt etwas falsch, stellt der Nächste es um. Alle anderen ergänzen die Tabelle: Zeitform, Bauplan und einen Beispielsatz.“</w:t>
             </w:r>
           </w:p>
           <w:p>
@@ -3041,7 +2547,7 @@
                 <w:sz w:val="21"/>
                 <w:szCs w:val="21"/>
               </w:rPr>
-              <w:t xml:space="preserve">Erwartung: Präteritum steht in der Vereinszeitung (geschrieben), Perfekt in der Sprachnachricht (gesprochen). Plusquamperfekt: auch Vereinszeitung – die Vorgeschichte. Präsens und Futur I: Post über heute und morgen.</w:t>
+              <w:t xml:space="preserve">Reihenfolge: erst die fünf Zeitform-Karten, dann die fünf Bauplan-Karten. Jede Karte ein anderer Schüler – zehn Schüler sind an der Tafel.</w:t>
             </w:r>
           </w:p>
           <w:p>
@@ -3055,137 +2561,21 @@
                 <w:sz w:val="21"/>
                 <w:szCs w:val="21"/>
               </w:rPr>
-              <w:t xml:space="preserve">Rückbezug zum Einstieg: „Deshalb habt ihr vorhin im Perfekt erzählt – ihr habt gesprochen.“</w:t>
-            </w:r>
-          </w:p>
-        </w:tc>
-      </w:tr>
-    </w:tbl>
-    <w:p>
-      <w:pPr>
-        <w:spacing w:after="40" w:before="0"/>
-      </w:pPr>
-      <w:r>
-        <w:rPr>
-          <w:rFonts w:ascii="Calibri" w:cs="Calibri" w:eastAsia="Calibri" w:hAnsi="Calibri"/>
-          <w:color w:val="000000"/>
-          <w:sz w:val="22"/>
-          <w:szCs w:val="22"/>
-        </w:rPr>
-        <w:t xml:space="preserve"/>
-      </w:r>
-    </w:p>
-    <w:tbl>
-      <w:tblPr>
-        <w:tblW w:type="dxa" w:w="10206"/>
-        <w:tblBorders>
-          <w:top w:val="single" w:color="auto" w:sz="4"/>
-          <w:left w:val="single" w:color="auto" w:sz="4"/>
-          <w:bottom w:val="single" w:color="auto" w:sz="4"/>
-          <w:right w:val="single" w:color="auto" w:sz="4"/>
-          <w:insideH w:val="single" w:color="auto" w:sz="4"/>
-          <w:insideV w:val="single" w:color="auto" w:sz="4"/>
-        </w:tblBorders>
-      </w:tblPr>
-      <w:tblGrid>
-        <w:gridCol w:w="1700"/>
-        <w:gridCol w:w="8506"/>
-      </w:tblGrid>
-      <w:tr>
-        <w:trPr>
-          <w:cantSplit/>
-        </w:trPr>
-        <w:tc>
-          <w:tcPr>
-            <w:tcW w:type="dxa" w:w="1700"/>
-            <w:tcBorders>
-              <w:top w:val="single" w:color="D5DDEE" w:sz="6"/>
-              <w:left w:val="single" w:color="D5DDEE" w:sz="6"/>
-              <w:bottom w:val="single" w:color="D5DDEE" w:sz="6"/>
-              <w:right w:val="single" w:color="D5DDEE" w:sz="6"/>
-            </w:tcBorders>
-            <w:shd w:fill="F4F7FD" w:color="auto" w:val="clear"/>
-            <w:tcMar>
-              <w:top w:type="dxa" w:w="100"/>
-              <w:left w:type="dxa" w:w="100"/>
-              <w:bottom w:type="dxa" w:w="100"/>
-              <w:right w:type="dxa" w:w="100"/>
-            </w:tcMar>
-            <w:vAlign w:val="top"/>
-          </w:tcPr>
-          <w:p>
-            <w:pPr>
-              <w:spacing w:after="10" w:before="0"/>
-            </w:pPr>
-            <w:r>
-              <w:rPr>
-                <w:rFonts w:ascii="Calibri" w:cs="Calibri" w:eastAsia="Calibri" w:hAnsi="Calibri"/>
-                <w:color w:val="5B6B8C"/>
-                <w:sz w:val="16"/>
-                <w:szCs w:val="16"/>
-              </w:rPr>
-              <w:t xml:space="preserve">Klasse</w:t>
-            </w:r>
-          </w:p>
-          <w:p>
-            <w:pPr>
-              <w:spacing w:after="0" w:before="0"/>
-            </w:pPr>
-            <w:r>
-              <w:rPr>
-                <w:rFonts w:ascii="Calibri" w:cs="Calibri" w:eastAsia="Calibri" w:hAnsi="Calibri"/>
-                <w:b/>
-                <w:bCs/>
-                <w:color w:val="1E2761"/>
-                <w:sz w:val="20"/>
-                <w:szCs w:val="20"/>
-              </w:rPr>
-              <w:t xml:space="preserve">schreibt ab</w:t>
-            </w:r>
-          </w:p>
-        </w:tc>
-        <w:tc>
-          <w:tcPr>
-            <w:tcW w:type="dxa" w:w="8506"/>
-            <w:tcBorders>
-              <w:top w:val="single" w:color="D5DDEE" w:sz="6"/>
-              <w:left w:val="single" w:color="D5DDEE" w:sz="6"/>
-              <w:bottom w:val="single" w:color="D5DDEE" w:sz="6"/>
-              <w:right w:val="single" w:color="D5DDEE" w:sz="6"/>
-            </w:tcBorders>
-            <w:tcMar>
-              <w:top w:type="dxa" w:w="100"/>
-              <w:left w:type="dxa" w:w="160"/>
-              <w:bottom w:type="dxa" w:w="100"/>
-              <w:right w:type="dxa" w:w="100"/>
-            </w:tcMar>
-            <w:vAlign w:val="top"/>
-          </w:tcPr>
-          <w:p>
-            <w:pPr>
-              <w:spacing w:after="60" w:before="0"/>
-            </w:pPr>
-            <w:r>
-              <w:rPr>
-                <w:rFonts w:ascii="Calibri" w:cs="Calibri" w:eastAsia="Calibri" w:hAnsi="Calibri"/>
-                <w:b/>
-                <w:bCs/>
-                <w:color w:val="D9534F"/>
-                <w:sz w:val="20"/>
-                <w:szCs w:val="20"/>
-              </w:rPr>
-              <w:t xml:space="preserve">Ansage: </w:t>
-            </w:r>
-            <w:r>
-              <w:rPr>
-                <w:rFonts w:ascii="Calibri" w:cs="Calibri" w:eastAsia="Calibri" w:hAnsi="Calibri"/>
-                <w:i/>
-                <w:iCs/>
+              <w:t xml:space="preserve">Begründungsmuster: „Präteritum, weil kämpfte nur ein finites Verb ist – ohne Hilfsverb.“ · „hatte/war + Partizip II, weil hatte … trainiert.“</w:t>
+            </w:r>
+          </w:p>
+          <w:p>
+            <w:pPr>
+              <w:spacing w:after="50" w:before="0"/>
+            </w:pPr>
+            <w:r>
+              <w:rPr>
+                <w:rFonts w:ascii="Calibri" w:cs="Calibri" w:eastAsia="Calibri" w:hAnsi="Calibri"/>
                 <w:color w:val="000000"/>
                 <w:sz w:val="21"/>
                 <w:szCs w:val="21"/>
               </w:rPr>
-              <w:t xml:space="preserve">„Jetzt schreibt ihr von der Seitentafel ab: Merksatz 10. Rot umrahmen.“</w:t>
+              <w:t xml:space="preserve">Nach jeder Karte kurz warten, bis alle eingetragen haben. In der Tabelle reicht ein Beispielsatz pro Zeile.</w:t>
             </w:r>
           </w:p>
           <w:tbl>
@@ -3238,7 +2628,7 @@
                       <w:sz w:val="16"/>
                       <w:szCs w:val="16"/>
                     </w:rPr>
-                    <w:t xml:space="preserve">TAFEL · Seitentafel · Merksatz 10 – abschreiben, rot umrahmen</w:t>
+                    <w:t xml:space="preserve">TAFEL · über den Abschnitten · Karten (Lösung)</w:t>
                   </w:r>
                 </w:p>
               </w:tc>
@@ -3267,192 +2657,192 @@
                 </w:tcPr>
                 <w:p>
                   <w:pPr>
-                    <w:spacing w:after="40" w:before="0"/>
+                    <w:spacing w:after="20" w:before="0"/>
                   </w:pPr>
                   <w:r>
                     <w:rPr>
-                      <w:rFonts w:ascii="Cambria" w:cs="Cambria" w:eastAsia="Cambria" w:hAnsi="Cambria"/>
-                      <w:b/>
-                      <w:bCs/>
-                      <w:color w:val="D9534F"/>
+                      <w:rFonts w:ascii="Calibri" w:cs="Calibri" w:eastAsia="Calibri" w:hAnsi="Calibri"/>
+                      <w:b/>
+                      <w:bCs/>
+                      <w:color w:val="5B6B8C"/>
+                      <w:sz w:val="16"/>
+                      <w:szCs w:val="16"/>
+                    </w:rPr>
+                    <w:t xml:space="preserve">vorher   </w:t>
+                  </w:r>
+                  <w:r>
+                    <w:rPr>
+                      <w:rFonts w:ascii="Cambria" w:cs="Cambria" w:eastAsia="Cambria" w:hAnsi="Cambria"/>
+                      <w:b/>
+                      <w:bCs/>
+                      <w:color w:val="1E2761"/>
                       <w:sz w:val="22"/>
                       <w:szCs w:val="22"/>
                     </w:rPr>
-                    <w:t xml:space="preserve">Welche Zeitform wann?</w:t>
+                    <w:t xml:space="preserve">Plusquamperfekt</w:t>
+                  </w:r>
+                  <w:r>
+                    <w:rPr>
+                      <w:rFonts w:ascii="Cambria" w:cs="Cambria" w:eastAsia="Cambria" w:hAnsi="Cambria"/>
+                      <w:color w:val="000000"/>
+                      <w:sz w:val="20"/>
+                      <w:szCs w:val="20"/>
+                    </w:rPr>
+                    <w:t xml:space="preserve">   </w:t>
+                  </w:r>
+                  <w:r>
+                    <w:rPr>
+                      <w:rFonts w:ascii="Cambria" w:cs="Cambria" w:eastAsia="Cambria" w:hAnsi="Cambria"/>
+                      <w:b/>
+                      <w:bCs/>
+                      <w:color w:val="D9534F"/>
+                      <w:sz w:val="20"/>
+                      <w:szCs w:val="20"/>
+                    </w:rPr>
+                    <w:t xml:space="preserve">hatte/war</w:t>
+                  </w:r>
+                  <w:r>
+                    <w:rPr>
+                      <w:rFonts w:ascii="Cambria" w:cs="Cambria" w:eastAsia="Cambria" w:hAnsi="Cambria"/>
+                      <w:color w:val="000000"/>
+                      <w:sz w:val="20"/>
+                      <w:szCs w:val="20"/>
+                    </w:rPr>
+                    <w:t xml:space="preserve"> + </w:t>
+                  </w:r>
+                  <w:r>
+                    <w:rPr>
+                      <w:rFonts w:ascii="Cambria" w:cs="Cambria" w:eastAsia="Cambria" w:hAnsi="Cambria"/>
+                      <w:b/>
+                      <w:bCs/>
+                      <w:color w:val="C98A1E"/>
+                      <w:sz w:val="20"/>
+                      <w:szCs w:val="20"/>
+                    </w:rPr>
+                    <w:t xml:space="preserve">Partizip II</w:t>
                   </w:r>
                 </w:p>
                 <w:p>
                   <w:pPr>
-                    <w:spacing w:after="60" w:before="0"/>
+                    <w:spacing w:after="20" w:before="0"/>
                   </w:pPr>
                   <w:r>
                     <w:rPr>
                       <w:rFonts w:ascii="Calibri" w:cs="Calibri" w:eastAsia="Calibri" w:hAnsi="Calibri"/>
+                      <w:b/>
+                      <w:bCs/>
+                      <w:color w:val="5B6B8C"/>
+                      <w:sz w:val="16"/>
+                      <w:szCs w:val="16"/>
+                    </w:rPr>
+                    <w:t xml:space="preserve">Vergangenheit   </w:t>
+                  </w:r>
+                  <w:r>
+                    <w:rPr>
+                      <w:rFonts w:ascii="Cambria" w:cs="Cambria" w:eastAsia="Cambria" w:hAnsi="Cambria"/>
+                      <w:b/>
+                      <w:bCs/>
+                      <w:color w:val="1E2761"/>
+                      <w:sz w:val="22"/>
+                      <w:szCs w:val="22"/>
+                    </w:rPr>
+                    <w:t xml:space="preserve">Präteritum</w:t>
+                  </w:r>
+                  <w:r>
+                    <w:rPr>
+                      <w:rFonts w:ascii="Cambria" w:cs="Cambria" w:eastAsia="Cambria" w:hAnsi="Cambria"/>
                       <w:color w:val="000000"/>
-                      <w:sz w:val="21"/>
-                      <w:szCs w:val="21"/>
-                    </w:rPr>
-                    <w:t xml:space="preserve">Was </w:t>
-                  </w:r>
+                      <w:sz w:val="20"/>
+                      <w:szCs w:val="20"/>
+                    </w:rPr>
+                    <w:t xml:space="preserve">   finites Verb im Präteritum   ·   </w:t>
+                  </w:r>
+                  <w:r>
+                    <w:rPr>
+                      <w:rFonts w:ascii="Cambria" w:cs="Cambria" w:eastAsia="Cambria" w:hAnsi="Cambria"/>
+                      <w:b/>
+                      <w:bCs/>
+                      <w:color w:val="1E2761"/>
+                      <w:sz w:val="22"/>
+                      <w:szCs w:val="22"/>
+                    </w:rPr>
+                    <w:t xml:space="preserve">Perfekt</w:t>
+                  </w:r>
+                  <w:r>
+                    <w:rPr>
+                      <w:rFonts w:ascii="Cambria" w:cs="Cambria" w:eastAsia="Cambria" w:hAnsi="Cambria"/>
+                      <w:color w:val="000000"/>
+                      <w:sz w:val="20"/>
+                      <w:szCs w:val="20"/>
+                    </w:rPr>
+                    <w:t xml:space="preserve">   </w:t>
+                  </w:r>
+                  <w:r>
+                    <w:rPr>
+                      <w:rFonts w:ascii="Cambria" w:cs="Cambria" w:eastAsia="Cambria" w:hAnsi="Cambria"/>
+                      <w:b/>
+                      <w:bCs/>
+                      <w:color w:val="D9534F"/>
+                      <w:sz w:val="20"/>
+                      <w:szCs w:val="20"/>
+                    </w:rPr>
+                    <w:t xml:space="preserve">habe/bin</w:t>
+                  </w:r>
+                  <w:r>
+                    <w:rPr>
+                      <w:rFonts w:ascii="Cambria" w:cs="Cambria" w:eastAsia="Cambria" w:hAnsi="Cambria"/>
+                      <w:color w:val="000000"/>
+                      <w:sz w:val="20"/>
+                      <w:szCs w:val="20"/>
+                    </w:rPr>
+                    <w:t xml:space="preserve"> + </w:t>
+                  </w:r>
+                  <w:r>
+                    <w:rPr>
+                      <w:rFonts w:ascii="Cambria" w:cs="Cambria" w:eastAsia="Cambria" w:hAnsi="Cambria"/>
+                      <w:b/>
+                      <w:bCs/>
+                      <w:color w:val="C98A1E"/>
+                      <w:sz w:val="20"/>
+                      <w:szCs w:val="20"/>
+                    </w:rPr>
+                    <w:t xml:space="preserve">Partizip II</w:t>
+                  </w:r>
+                </w:p>
+                <w:p>
+                  <w:pPr>
+                    <w:spacing w:after="20" w:before="0"/>
+                  </w:pPr>
                   <w:r>
                     <w:rPr>
                       <w:rFonts w:ascii="Calibri" w:cs="Calibri" w:eastAsia="Calibri" w:hAnsi="Calibri"/>
                       <w:b/>
                       <w:bCs/>
+                      <w:color w:val="5B6B8C"/>
+                      <w:sz w:val="16"/>
+                      <w:szCs w:val="16"/>
+                    </w:rPr>
+                    <w:t xml:space="preserve">jetzt   </w:t>
+                  </w:r>
+                  <w:r>
+                    <w:rPr>
+                      <w:rFonts w:ascii="Cambria" w:cs="Cambria" w:eastAsia="Cambria" w:hAnsi="Cambria"/>
+                      <w:b/>
+                      <w:bCs/>
+                      <w:color w:val="1E2761"/>
+                      <w:sz w:val="22"/>
+                      <w:szCs w:val="22"/>
+                    </w:rPr>
+                    <w:t xml:space="preserve">Präsens</w:t>
+                  </w:r>
+                  <w:r>
+                    <w:rPr>
+                      <w:rFonts w:ascii="Cambria" w:cs="Cambria" w:eastAsia="Cambria" w:hAnsi="Cambria"/>
                       <w:color w:val="000000"/>
-                      <w:sz w:val="21"/>
-                      <w:szCs w:val="21"/>
-                    </w:rPr>
-                    <w:t xml:space="preserve">vorher</w:t>
-                  </w:r>
-                  <w:r>
-                    <w:rPr>
-                      <w:rFonts w:ascii="Calibri" w:cs="Calibri" w:eastAsia="Calibri" w:hAnsi="Calibri"/>
-                      <w:color w:val="000000"/>
-                      <w:sz w:val="21"/>
-                      <w:szCs w:val="21"/>
-                    </w:rPr>
-                    <w:t xml:space="preserve"> war, steht im </w:t>
-                  </w:r>
-                  <w:r>
-                    <w:rPr>
-                      <w:rFonts w:ascii="Calibri" w:cs="Calibri" w:eastAsia="Calibri" w:hAnsi="Calibri"/>
-                      <w:b/>
-                      <w:bCs/>
-                      <w:color w:val="000000"/>
-                      <w:sz w:val="21"/>
-                      <w:szCs w:val="21"/>
-                    </w:rPr>
-                    <w:t xml:space="preserve">Plusquamperfekt</w:t>
-                  </w:r>
-                  <w:r>
-                    <w:rPr>
-                      <w:rFonts w:ascii="Calibri" w:cs="Calibri" w:eastAsia="Calibri" w:hAnsi="Calibri"/>
-                      <w:color w:val="000000"/>
-                      <w:sz w:val="21"/>
-                      <w:szCs w:val="21"/>
-                    </w:rPr>
-                    <w:t xml:space="preserve">. Vergangenes </w:t>
-                  </w:r>
-                  <w:r>
-                    <w:rPr>
-                      <w:rFonts w:ascii="Calibri" w:cs="Calibri" w:eastAsia="Calibri" w:hAnsi="Calibri"/>
-                      <w:b/>
-                      <w:bCs/>
-                      <w:color w:val="000000"/>
-                      <w:sz w:val="21"/>
-                      <w:szCs w:val="21"/>
-                    </w:rPr>
-                    <w:t xml:space="preserve">schreibt</w:t>
-                  </w:r>
-                  <w:r>
-                    <w:rPr>
-                      <w:rFonts w:ascii="Calibri" w:cs="Calibri" w:eastAsia="Calibri" w:hAnsi="Calibri"/>
-                      <w:color w:val="000000"/>
-                      <w:sz w:val="21"/>
-                      <w:szCs w:val="21"/>
-                    </w:rPr>
-                    <w:t xml:space="preserve"> man im </w:t>
-                  </w:r>
-                  <w:r>
-                    <w:rPr>
-                      <w:rFonts w:ascii="Calibri" w:cs="Calibri" w:eastAsia="Calibri" w:hAnsi="Calibri"/>
-                      <w:b/>
-                      <w:bCs/>
-                      <w:color w:val="000000"/>
-                      <w:sz w:val="21"/>
-                      <w:szCs w:val="21"/>
-                    </w:rPr>
-                    <w:t xml:space="preserve">Präteritum</w:t>
-                  </w:r>
-                  <w:r>
-                    <w:rPr>
-                      <w:rFonts w:ascii="Calibri" w:cs="Calibri" w:eastAsia="Calibri" w:hAnsi="Calibri"/>
-                      <w:color w:val="000000"/>
-                      <w:sz w:val="21"/>
-                      <w:szCs w:val="21"/>
-                    </w:rPr>
-                    <w:t xml:space="preserve">, </w:t>
-                  </w:r>
-                  <w:r>
-                    <w:rPr>
-                      <w:rFonts w:ascii="Calibri" w:cs="Calibri" w:eastAsia="Calibri" w:hAnsi="Calibri"/>
-                      <w:b/>
-                      <w:bCs/>
-                      <w:color w:val="000000"/>
-                      <w:sz w:val="21"/>
-                      <w:szCs w:val="21"/>
-                    </w:rPr>
-                    <w:t xml:space="preserve">mündlich</w:t>
-                  </w:r>
-                  <w:r>
-                    <w:rPr>
-                      <w:rFonts w:ascii="Calibri" w:cs="Calibri" w:eastAsia="Calibri" w:hAnsi="Calibri"/>
-                      <w:color w:val="000000"/>
-                      <w:sz w:val="21"/>
-                      <w:szCs w:val="21"/>
-                    </w:rPr>
-                    <w:t xml:space="preserve"> erzählt man meist im </w:t>
-                  </w:r>
-                  <w:r>
-                    <w:rPr>
-                      <w:rFonts w:ascii="Calibri" w:cs="Calibri" w:eastAsia="Calibri" w:hAnsi="Calibri"/>
-                      <w:b/>
-                      <w:bCs/>
-                      <w:color w:val="000000"/>
-                      <w:sz w:val="21"/>
-                      <w:szCs w:val="21"/>
-                    </w:rPr>
-                    <w:t xml:space="preserve">Perfekt</w:t>
-                  </w:r>
-                  <w:r>
-                    <w:rPr>
-                      <w:rFonts w:ascii="Calibri" w:cs="Calibri" w:eastAsia="Calibri" w:hAnsi="Calibri"/>
-                      <w:color w:val="000000"/>
-                      <w:sz w:val="21"/>
-                      <w:szCs w:val="21"/>
-                    </w:rPr>
-                    <w:t xml:space="preserve">. Was jetzt ist: </w:t>
-                  </w:r>
-                  <w:r>
-                    <w:rPr>
-                      <w:rFonts w:ascii="Calibri" w:cs="Calibri" w:eastAsia="Calibri" w:hAnsi="Calibri"/>
-                      <w:b/>
-                      <w:bCs/>
-                      <w:color w:val="000000"/>
-                      <w:sz w:val="21"/>
-                      <w:szCs w:val="21"/>
-                    </w:rPr>
-                    <w:t xml:space="preserve">Präsens</w:t>
-                  </w:r>
-                  <w:r>
-                    <w:rPr>
-                      <w:rFonts w:ascii="Calibri" w:cs="Calibri" w:eastAsia="Calibri" w:hAnsi="Calibri"/>
-                      <w:color w:val="000000"/>
-                      <w:sz w:val="21"/>
-                      <w:szCs w:val="21"/>
-                    </w:rPr>
-                    <w:t xml:space="preserve">. Was kommt: </w:t>
-                  </w:r>
-                  <w:r>
-                    <w:rPr>
-                      <w:rFonts w:ascii="Calibri" w:cs="Calibri" w:eastAsia="Calibri" w:hAnsi="Calibri"/>
-                      <w:b/>
-                      <w:bCs/>
-                      <w:color w:val="000000"/>
-                      <w:sz w:val="21"/>
-                      <w:szCs w:val="21"/>
-                    </w:rPr>
-                    <w:t xml:space="preserve">Futur I</w:t>
-                  </w:r>
-                  <w:r>
-                    <w:rPr>
-                      <w:rFonts w:ascii="Calibri" w:cs="Calibri" w:eastAsia="Calibri" w:hAnsi="Calibri"/>
-                      <w:color w:val="000000"/>
-                      <w:sz w:val="21"/>
-                      <w:szCs w:val="21"/>
-                    </w:rPr>
-                    <w:t xml:space="preserve">.</w:t>
+                      <w:sz w:val="20"/>
+                      <w:szCs w:val="20"/>
+                    </w:rPr>
+                    <w:t xml:space="preserve">   finites Verb im Präsens</w:t>
                   </w:r>
                 </w:p>
                 <w:p>
@@ -3464,40 +2854,62 @@
                       <w:rFonts w:ascii="Calibri" w:cs="Calibri" w:eastAsia="Calibri" w:hAnsi="Calibri"/>
                       <w:b/>
                       <w:bCs/>
+                      <w:color w:val="5B6B8C"/>
+                      <w:sz w:val="16"/>
+                      <w:szCs w:val="16"/>
+                    </w:rPr>
+                    <w:t xml:space="preserve">Zukunft   </w:t>
+                  </w:r>
+                  <w:r>
+                    <w:rPr>
+                      <w:rFonts w:ascii="Cambria" w:cs="Cambria" w:eastAsia="Cambria" w:hAnsi="Cambria"/>
+                      <w:b/>
+                      <w:bCs/>
+                      <w:color w:val="1E2761"/>
+                      <w:sz w:val="22"/>
+                      <w:szCs w:val="22"/>
+                    </w:rPr>
+                    <w:t xml:space="preserve">Futur I</w:t>
+                  </w:r>
+                  <w:r>
+                    <w:rPr>
+                      <w:rFonts w:ascii="Cambria" w:cs="Cambria" w:eastAsia="Cambria" w:hAnsi="Cambria"/>
                       <w:color w:val="000000"/>
-                      <w:sz w:val="21"/>
-                      <w:szCs w:val="21"/>
-                    </w:rPr>
-                    <w:t xml:space="preserve">Wofür? </w:t>
-                  </w:r>
-                  <w:r>
-                    <w:rPr>
-                      <w:rFonts w:ascii="Calibri" w:cs="Calibri" w:eastAsia="Calibri" w:hAnsi="Calibri"/>
+                      <w:sz w:val="20"/>
+                      <w:szCs w:val="20"/>
+                    </w:rPr>
+                    <w:t xml:space="preserve">   </w:t>
+                  </w:r>
+                  <w:r>
+                    <w:rPr>
+                      <w:rFonts w:ascii="Cambria" w:cs="Cambria" w:eastAsia="Cambria" w:hAnsi="Cambria"/>
+                      <w:b/>
+                      <w:bCs/>
+                      <w:color w:val="D9534F"/>
+                      <w:sz w:val="20"/>
+                      <w:szCs w:val="20"/>
+                    </w:rPr>
+                    <w:t xml:space="preserve">werde</w:t>
+                  </w:r>
+                  <w:r>
+                    <w:rPr>
+                      <w:rFonts w:ascii="Cambria" w:cs="Cambria" w:eastAsia="Cambria" w:hAnsi="Cambria"/>
                       <w:color w:val="000000"/>
-                      <w:sz w:val="21"/>
-                      <w:szCs w:val="21"/>
-                    </w:rPr>
-                    <w:t xml:space="preserve">Damit jeder Text die passende Zeitform hat: der Bericht für die Vereinszeitung im Präteritum, die Sprachnachricht im Perfekt. </w:t>
-                  </w:r>
-                  <w:r>
-                    <w:rPr>
-                      <w:rFonts w:ascii="Calibri" w:cs="Calibri" w:eastAsia="Calibri" w:hAnsi="Calibri"/>
-                      <w:b/>
-                      <w:bCs/>
-                      <w:color w:val="000000"/>
-                      <w:sz w:val="21"/>
-                      <w:szCs w:val="21"/>
-                    </w:rPr>
-                    <w:t xml:space="preserve">Test: </w:t>
-                  </w:r>
-                  <w:r>
-                    <w:rPr>
-                      <w:rFonts w:ascii="Calibri" w:cs="Calibri" w:eastAsia="Calibri" w:hAnsi="Calibri"/>
-                      <w:color w:val="000000"/>
-                      <w:sz w:val="21"/>
-                      <w:szCs w:val="21"/>
-                    </w:rPr>
-                    <w:t xml:space="preserve">Wann ist es passiert? Und: Schreibe ich oder spreche ich?</w:t>
+                      <w:sz w:val="20"/>
+                      <w:szCs w:val="20"/>
+                    </w:rPr>
+                    <w:t xml:space="preserve"> + </w:t>
+                  </w:r>
+                  <w:r>
+                    <w:rPr>
+                      <w:rFonts w:ascii="Cambria" w:cs="Cambria" w:eastAsia="Cambria" w:hAnsi="Cambria"/>
+                      <w:b/>
+                      <w:bCs/>
+                      <w:color w:val="3F7CC4"/>
+                      <w:sz w:val="20"/>
+                      <w:szCs w:val="20"/>
+                    </w:rPr>
+                    <w:t xml:space="preserve">Infinitiv</w:t>
                   </w:r>
                 </w:p>
               </w:tc>
@@ -3532,45 +2944,6 @@
           <w:szCs w:val="22"/>
         </w:rPr>
         <w:t xml:space="preserve"/>
-      </w:r>
-    </w:p>
-    <w:p>
-      <w:pPr>
-        <w:keepNext/>
-        <w:spacing w:after="100" w:before="200"/>
-      </w:pPr>
-      <w:r>
-        <w:rPr>
-          <w:rFonts w:ascii="Cambria" w:cs="Cambria" w:eastAsia="Cambria" w:hAnsi="Cambria"/>
-          <w:b/>
-          <w:bCs/>
-          <w:color w:val="D9534F"/>
-          <w:sz w:val="28"/>
-          <w:szCs w:val="28"/>
-        </w:rPr>
-        <w:t xml:space="preserve">3  </w:t>
-      </w:r>
-      <w:r>
-        <w:rPr>
-          <w:rFonts w:ascii="Cambria" w:cs="Cambria" w:eastAsia="Cambria" w:hAnsi="Cambria"/>
-          <w:b/>
-          <w:bCs/>
-          <w:color w:val="1E2761"/>
-          <w:sz w:val="28"/>
-          <w:szCs w:val="28"/>
-        </w:rPr>
-        <w:t xml:space="preserve">Ü12 Der Bericht für die Vereinszeitung</w:t>
-      </w:r>
-      <w:r>
-        <w:rPr>
-          <w:rFonts w:ascii="Calibri" w:cs="Calibri" w:eastAsia="Calibri" w:hAnsi="Calibri"/>
-          <w:b/>
-          <w:bCs/>
-          <w:color w:val="C77C12"/>
-          <w:sz w:val="20"/>
-          <w:szCs w:val="20"/>
-        </w:rPr>
-        <w:t xml:space="preserve">   10 Min.</w:t>
       </w:r>
     </w:p>
     <w:tbl>
@@ -3638,7 +3011,7 @@
                 <w:sz w:val="20"/>
                 <w:szCs w:val="20"/>
               </w:rPr>
-              <w:t xml:space="preserve">arbeitet allein</w:t>
+              <w:t xml:space="preserve">kontrolliert</w:t>
             </w:r>
           </w:p>
         </w:tc>
@@ -3683,7 +3056,7 @@
                 <w:sz w:val="21"/>
                 <w:szCs w:val="21"/>
               </w:rPr>
-              <w:t xml:space="preserve">„Jetzt arbeitet ihr allein. Die Aufgabe steht rechts. Ein Teamkollege hat seinen Bericht so geschrieben, wie er spricht. Vier Verbformen sind falsch. Sieben Minuten.“</w:t>
+              <w:t xml:space="preserve">„Stift hinlegen. Lest unten auf dem Schnipsel „Wofür?“ und „Test“. Wann ist es passiert? Welches Hilfsverb steht da? Damit findet ihr jede Zeitform.“</w:t>
             </w:r>
           </w:p>
           <w:p>
@@ -3697,7 +3070,218 @@
                 <w:sz w:val="21"/>
                 <w:szCs w:val="21"/>
               </w:rPr>
-              <w:t xml:space="preserve">Herumgehen. Wer bei Satz 4 hängt: „Wie heißt es im Perfekt – habe losgefahren oder bin losgefahren?“</w:t>
+              <w:t xml:space="preserve">Ein Schüler liest den Test laut vor und wendet ihn auf einen Satz an der Tafel an.</w:t>
+            </w:r>
+          </w:p>
+        </w:tc>
+      </w:tr>
+    </w:tbl>
+    <w:p>
+      <w:pPr>
+        <w:spacing w:after="40" w:before="0"/>
+      </w:pPr>
+      <w:r>
+        <w:rPr>
+          <w:rFonts w:ascii="Calibri" w:cs="Calibri" w:eastAsia="Calibri" w:hAnsi="Calibri"/>
+          <w:color w:val="000000"/>
+          <w:sz w:val="22"/>
+          <w:szCs w:val="22"/>
+        </w:rPr>
+        <w:t xml:space="preserve"/>
+      </w:r>
+    </w:p>
+    <w:p>
+      <w:pPr>
+        <w:keepNext/>
+        <w:spacing w:after="100" w:before="200"/>
+      </w:pPr>
+      <w:r>
+        <w:rPr>
+          <w:rFonts w:ascii="Cambria" w:cs="Cambria" w:eastAsia="Cambria" w:hAnsi="Cambria"/>
+          <w:b/>
+          <w:bCs/>
+          <w:color w:val="D9534F"/>
+          <w:sz w:val="28"/>
+          <w:szCs w:val="28"/>
+        </w:rPr>
+        <w:t xml:space="preserve">3  </w:t>
+      </w:r>
+      <w:r>
+        <w:rPr>
+          <w:rFonts w:ascii="Cambria" w:cs="Cambria" w:eastAsia="Cambria" w:hAnsi="Cambria"/>
+          <w:b/>
+          <w:bCs/>
+          <w:color w:val="1E2761"/>
+          <w:sz w:val="28"/>
+          <w:szCs w:val="28"/>
+        </w:rPr>
+        <w:t xml:space="preserve">Exit-Ticket: mein Wochenende</w:t>
+      </w:r>
+      <w:r>
+        <w:rPr>
+          <w:rFonts w:ascii="Calibri" w:cs="Calibri" w:eastAsia="Calibri" w:hAnsi="Calibri"/>
+          <w:b/>
+          <w:bCs/>
+          <w:color w:val="C77C12"/>
+          <w:sz w:val="20"/>
+          <w:szCs w:val="20"/>
+        </w:rPr>
+        <w:t xml:space="preserve">   15 Min.</w:t>
+      </w:r>
+    </w:p>
+    <w:tbl>
+      <w:tblPr>
+        <w:tblW w:type="dxa" w:w="10206"/>
+        <w:tblBorders>
+          <w:top w:val="single" w:color="auto" w:sz="4"/>
+          <w:left w:val="single" w:color="auto" w:sz="4"/>
+          <w:bottom w:val="single" w:color="auto" w:sz="4"/>
+          <w:right w:val="single" w:color="auto" w:sz="4"/>
+          <w:insideH w:val="single" w:color="auto" w:sz="4"/>
+          <w:insideV w:val="single" w:color="auto" w:sz="4"/>
+        </w:tblBorders>
+      </w:tblPr>
+      <w:tblGrid>
+        <w:gridCol w:w="1700"/>
+        <w:gridCol w:w="8506"/>
+      </w:tblGrid>
+      <w:tr>
+        <w:trPr>
+          <w:cantSplit/>
+        </w:trPr>
+        <w:tc>
+          <w:tcPr>
+            <w:tcW w:type="dxa" w:w="1700"/>
+            <w:tcBorders>
+              <w:top w:val="single" w:color="D5DDEE" w:sz="6"/>
+              <w:left w:val="single" w:color="D5DDEE" w:sz="6"/>
+              <w:bottom w:val="single" w:color="D5DDEE" w:sz="6"/>
+              <w:right w:val="single" w:color="D5DDEE" w:sz="6"/>
+            </w:tcBorders>
+            <w:shd w:fill="F4F7FD" w:color="auto" w:val="clear"/>
+            <w:tcMar>
+              <w:top w:type="dxa" w:w="100"/>
+              <w:left w:type="dxa" w:w="100"/>
+              <w:bottom w:type="dxa" w:w="100"/>
+              <w:right w:type="dxa" w:w="100"/>
+            </w:tcMar>
+            <w:vAlign w:val="top"/>
+          </w:tcPr>
+          <w:p>
+            <w:pPr>
+              <w:spacing w:after="10" w:before="0"/>
+            </w:pPr>
+            <w:r>
+              <w:rPr>
+                <w:rFonts w:ascii="Calibri" w:cs="Calibri" w:eastAsia="Calibri" w:hAnsi="Calibri"/>
+                <w:color w:val="5B6B8C"/>
+                <w:sz w:val="16"/>
+                <w:szCs w:val="16"/>
+              </w:rPr>
+              <w:t xml:space="preserve">Klasse</w:t>
+            </w:r>
+          </w:p>
+          <w:p>
+            <w:pPr>
+              <w:spacing w:after="0" w:before="0"/>
+            </w:pPr>
+            <w:r>
+              <w:rPr>
+                <w:rFonts w:ascii="Calibri" w:cs="Calibri" w:eastAsia="Calibri" w:hAnsi="Calibri"/>
+                <w:b/>
+                <w:bCs/>
+                <w:color w:val="1E2761"/>
+                <w:sz w:val="20"/>
+                <w:szCs w:val="20"/>
+              </w:rPr>
+              <w:t xml:space="preserve">arbeitet allein</w:t>
+            </w:r>
+          </w:p>
+        </w:tc>
+        <w:tc>
+          <w:tcPr>
+            <w:tcW w:type="dxa" w:w="8506"/>
+            <w:tcBorders>
+              <w:top w:val="single" w:color="D5DDEE" w:sz="6"/>
+              <w:left w:val="single" w:color="D5DDEE" w:sz="6"/>
+              <w:bottom w:val="single" w:color="D5DDEE" w:sz="6"/>
+              <w:right w:val="single" w:color="D5DDEE" w:sz="6"/>
+            </w:tcBorders>
+            <w:tcMar>
+              <w:top w:type="dxa" w:w="100"/>
+              <w:left w:type="dxa" w:w="160"/>
+              <w:bottom w:type="dxa" w:w="100"/>
+              <w:right w:type="dxa" w:w="100"/>
+            </w:tcMar>
+            <w:vAlign w:val="top"/>
+          </w:tcPr>
+          <w:p>
+            <w:pPr>
+              <w:spacing w:after="60" w:before="0"/>
+            </w:pPr>
+            <w:r>
+              <w:rPr>
+                <w:rFonts w:ascii="Calibri" w:cs="Calibri" w:eastAsia="Calibri" w:hAnsi="Calibri"/>
+                <w:b/>
+                <w:bCs/>
+                <w:color w:val="D9534F"/>
+                <w:sz w:val="20"/>
+                <w:szCs w:val="20"/>
+              </w:rPr>
+              <w:t xml:space="preserve">Ansage: </w:t>
+            </w:r>
+            <w:r>
+              <w:rPr>
+                <w:rFonts w:ascii="Calibri" w:cs="Calibri" w:eastAsia="Calibri" w:hAnsi="Calibri"/>
+                <w:i/>
+                <w:iCs/>
+                <w:color w:val="000000"/>
+                <w:sz w:val="21"/>
+                <w:szCs w:val="21"/>
+              </w:rPr>
+              <w:t xml:space="preserve">„Jetzt arbeitet ihr allein. Ihr schreibt über euren Wettkampf am Wochenende – nach dem Muster an der Tafel. Fünf bis sieben Sätze, jede Zeitform mindestens einmal. Die Satzanfänge und Verben auf dem Exit-Ticket helfen euch. Ihr gebt das Ticket am Ende ab.“</w:t>
+            </w:r>
+          </w:p>
+          <w:p>
+            <w:pPr>
+              <w:spacing w:after="50" w:before="0"/>
+            </w:pPr>
+            <w:r>
+              <w:rPr>
+                <w:rFonts w:ascii="Calibri" w:cs="Calibri" w:eastAsia="Calibri" w:hAnsi="Calibri"/>
+                <w:color w:val="000000"/>
+                <w:sz w:val="21"/>
+                <w:szCs w:val="21"/>
+              </w:rPr>
+              <w:t xml:space="preserve">Herumgehen. Typische Stolperstellen: Wechsel ins Perfekt beim Erzählen („Dann habe ich gewonnen“), habe statt hatte in der Vorgeschichte, regelmäßig gebildetes Präteritum („werfte“).</w:t>
+            </w:r>
+          </w:p>
+          <w:p>
+            <w:pPr>
+              <w:spacing w:after="50" w:before="0"/>
+            </w:pPr>
+            <w:r>
+              <w:rPr>
+                <w:rFonts w:ascii="Calibri" w:cs="Calibri" w:eastAsia="Calibri" w:hAnsi="Calibri"/>
+                <w:color w:val="000000"/>
+                <w:sz w:val="21"/>
+                <w:szCs w:val="21"/>
+              </w:rPr>
+              <w:t xml:space="preserve">Wer schnell fertig ist: einen zweiten Satz zur Vorgeschichte schreiben, diesmal mit war.</w:t>
+            </w:r>
+          </w:p>
+          <w:p>
+            <w:pPr>
+              <w:spacing w:after="50" w:before="0"/>
+            </w:pPr>
+            <w:r>
+              <w:rPr>
+                <w:rFonts w:ascii="Calibri" w:cs="Calibri" w:eastAsia="Calibri" w:hAnsi="Calibri"/>
+                <w:color w:val="000000"/>
+                <w:sz w:val="21"/>
+                <w:szCs w:val="21"/>
+              </w:rPr>
+              <w:t xml:space="preserve">Zwei Schüler mit gelungenem Text für das Vorlesen ansprechen.</w:t>
             </w:r>
           </w:p>
           <w:tbl>
@@ -3750,7 +3334,7 @@
                       <w:sz w:val="16"/>
                       <w:szCs w:val="16"/>
                     </w:rPr>
-                    <w:t xml:space="preserve">TAFEL · rechts · Ü12 Der Bericht für die Vereinszeitung</w:t>
+                    <w:t xml:space="preserve">TAFEL · rechts · Exit-Ticket: Mein Wochenende in fünf Zeitformen</w:t>
                   </w:r>
                 </w:p>
               </w:tc>
@@ -3801,7 +3385,7 @@
                       <w:sz w:val="21"/>
                       <w:szCs w:val="21"/>
                     </w:rPr>
-                    <w:t xml:space="preserve">Klebe den Schnipsel Ü12 ins Heft.</w:t>
+                    <w:t xml:space="preserve">Schreibe 5–7 Sätze über deinen Wettkampf am Wochenende.</w:t>
                   </w:r>
                 </w:p>
                 <w:p>
@@ -3828,7 +3412,7 @@
                       <w:sz w:val="21"/>
                       <w:szCs w:val="21"/>
                     </w:rPr>
-                    <w:t xml:space="preserve">Unterstreiche die vier Verbformen, die falsch sind.</w:t>
+                    <w:t xml:space="preserve">Benutze jede Zeitform mindestens einmal.</w:t>
                   </w:r>
                 </w:p>
                 <w:p>
@@ -3855,7 +3439,7 @@
                       <w:sz w:val="21"/>
                       <w:szCs w:val="21"/>
                     </w:rPr>
-                    <w:t xml:space="preserve">Schreibe die richtige Form darüber.</w:t>
+                    <w:t xml:space="preserve">Markiere Hilfsverb rot, Partizip II gelb, Infinitiv blau.</w:t>
                   </w:r>
                 </w:p>
                 <w:p>
@@ -3882,7 +3466,7 @@
                       <w:sz w:val="21"/>
                       <w:szCs w:val="21"/>
                     </w:rPr>
-                    <w:t xml:space="preserve">Begründe einen Fehler im Heft: „… ist falsch, weil …“</w:t>
+                    <w:t xml:space="preserve">Hake die Checkliste ab.</w:t>
                   </w:r>
                 </w:p>
                 <w:p>
@@ -3912,7 +3496,7 @@
                       <w:sz w:val="20"/>
                       <w:szCs w:val="20"/>
                     </w:rPr>
-                    <w:t xml:space="preserve">Zusatz: Was hattest du vor deinem Wettkampf gemacht? Ein Satz im Plusquamperfekt.</w:t>
+                    <w:t xml:space="preserve">Hilfe: Mustertext an der Tafel, Satzanfänge und Verben auf dem Ticket.</w:t>
                   </w:r>
                 </w:p>
                 <w:p>
@@ -3951,7 +3535,7 @@
                       <w:sz w:val="19"/>
                       <w:szCs w:val="19"/>
                     </w:rPr>
-                    <w:t xml:space="preserve">7 Minuten · allein · leise</w:t>
+                    <w:t xml:space="preserve">12 Minuten · allein · leise</w:t>
                   </w:r>
                   <w:r>
                     <w:rPr>
@@ -3980,31 +3564,6 @@
                 <w:szCs w:val="22"/>
               </w:rPr>
               <w:t xml:space="preserve"/>
-            </w:r>
-          </w:p>
-          <w:p>
-            <w:pPr>
-              <w:spacing w:after="0" w:before="0"/>
-            </w:pPr>
-            <w:r>
-              <w:rPr>
-                <w:rFonts w:ascii="Calibri" w:cs="Calibri" w:eastAsia="Calibri" w:hAnsi="Calibri"/>
-                <w:b/>
-                <w:bCs/>
-                <w:color w:val="5B6B8C"/>
-                <w:sz w:val="19"/>
-                <w:szCs w:val="19"/>
-              </w:rPr>
-              <w:t xml:space="preserve">Lösung: </w:t>
-            </w:r>
-            <w:r>
-              <w:rPr>
-                <w:rFonts w:ascii="Calibri" w:cs="Calibri" w:eastAsia="Calibri" w:hAnsi="Calibri"/>
-                <w:color w:val="5B6B8C"/>
-                <w:sz w:val="19"/>
-                <w:szCs w:val="19"/>
-              </w:rPr>
-              <w:t xml:space="preserve">Satz 1 sind … gefahren → fuhren (Bericht = Präteritum) · Satz 3 hat … gewonnen → gewann · Satz 4 hatten … losgefahren → waren … losgefahren (losfahren bildet mit sein) · Satz 6 werften → warfen (werfen ist unregelmäßig). Sätze 2, 5, 7 sind richtig.</w:t>
             </w:r>
           </w:p>
         </w:tc>
@@ -4049,7 +3608,7 @@
           <w:sz w:val="28"/>
           <w:szCs w:val="28"/>
         </w:rPr>
-        <w:t xml:space="preserve">Kreide-Kette: Fehlerstreifen</w:t>
+        <w:t xml:space="preserve">Vorlesen und einsammeln</w:t>
       </w:r>
       <w:r>
         <w:rPr>
@@ -4060,7 +3619,7 @@
           <w:sz w:val="20"/>
           <w:szCs w:val="20"/>
         </w:rPr>
-        <w:t xml:space="preserve">   8 Min.</w:t>
+        <w:t xml:space="preserve">   5 Min.</w:t>
       </w:r>
     </w:p>
     <w:tbl>
@@ -4128,7 +3687,7 @@
                 <w:sz w:val="20"/>
                 <w:szCs w:val="20"/>
               </w:rPr>
-              <w:t xml:space="preserve">kommt an die Tafel</w:t>
+              <w:t xml:space="preserve">macht mündlich mit</w:t>
             </w:r>
           </w:p>
         </w:tc>
@@ -4173,7 +3732,7 @@
                 <w:sz w:val="21"/>
                 <w:szCs w:val="21"/>
               </w:rPr>
-              <w:t xml:space="preserve">„Wer drankommt, schreibt die richtige Verbform unter den Streifen und begründet. Alle prüfen mit. Vergleicht und verbessert mit Grün.“</w:t>
+              <w:t xml:space="preserve">„Stifte liegen. Zwei lesen ihren Text vor. Alle anderen zeigen am Zeitstrahl mit: Wo sind wir gerade – vorher, Vergangenheit, jetzt oder Zukunft?“</w:t>
             </w:r>
           </w:p>
           <w:p>
@@ -4187,259 +3746,7 @@
                 <w:sz w:val="21"/>
                 <w:szCs w:val="21"/>
               </w:rPr>
-              <w:t xml:space="preserve">Begründungen mit Fachbegriffen und Bezug auf Merksatz 10: „Im Bericht steht das Präteritum – sind gefahren ist Perfekt, das sagt man mündlich.“</w:t>
-            </w:r>
-          </w:p>
-          <w:p>
-            <w:pPr>
-              <w:spacing w:after="50" w:before="0"/>
-            </w:pPr>
-            <w:r>
-              <w:rPr>
-                <w:rFonts w:ascii="Calibri" w:cs="Calibri" w:eastAsia="Calibri" w:hAnsi="Calibri"/>
-                <w:color w:val="000000"/>
-                <w:sz w:val="21"/>
-                <w:szCs w:val="21"/>
-              </w:rPr>
-              <w:t xml:space="preserve">Wird die Zeit knapp: nur Satz 1 und Satz 4 besprechen (je ein Fehlertyp: Zeitform gewählt / Hilfsverb), den Rest nächste Stunde.</w:t>
-            </w:r>
-          </w:p>
-          <w:tbl>
-            <w:tblPr>
-              <w:tblW w:type="dxa" w:w="8166"/>
-              <w:tblBorders>
-                <w:top w:val="single" w:color="auto" w:sz="4"/>
-                <w:left w:val="single" w:color="auto" w:sz="4"/>
-                <w:bottom w:val="single" w:color="auto" w:sz="4"/>
-                <w:right w:val="single" w:color="auto" w:sz="4"/>
-                <w:insideH w:val="single" w:color="auto" w:sz="4"/>
-                <w:insideV w:val="single" w:color="auto" w:sz="4"/>
-              </w:tblBorders>
-            </w:tblPr>
-            <w:tblGrid>
-              <w:gridCol w:w="8166"/>
-            </w:tblGrid>
-            <w:tr>
-              <w:trPr>
-                <w:cantSplit/>
-              </w:trPr>
-              <w:tc>
-                <w:tcPr>
-                  <w:tcW w:type="dxa" w:w="8166"/>
-                  <w:tcBorders>
-                    <w:top w:val="single" w:color="3D4A3F" w:sz="12"/>
-                    <w:left w:val="single" w:color="3D4A3F" w:sz="12"/>
-                    <w:bottom w:val="single" w:color="3D4A3F" w:sz="12"/>
-                    <w:right w:val="single" w:color="3D4A3F" w:sz="12"/>
-                  </w:tcBorders>
-                  <w:shd w:fill="3D4A3F" w:color="auto" w:val="clear"/>
-                  <w:tcMar>
-                    <w:top w:type="dxa" w:w="30"/>
-                    <w:left w:type="dxa" w:w="100"/>
-                    <w:bottom w:type="dxa" w:w="30"/>
-                    <w:right w:type="dxa" w:w="100"/>
-                  </w:tcMar>
-                  <w:vAlign w:val="center"/>
-                </w:tcPr>
-                <w:p>
-                  <w:pPr>
-                    <w:spacing w:after="0" w:before="0"/>
-                  </w:pPr>
-                  <w:r>
-                    <w:rPr>
-                      <w:rFonts w:ascii="Calibri" w:cs="Calibri" w:eastAsia="Calibri" w:hAnsi="Calibri"/>
-                      <w:b/>
-                      <w:bCs/>
-                      <w:color w:val="FFFFFF"/>
-                      <w:sz w:val="16"/>
-                      <w:szCs w:val="16"/>
-                    </w:rPr>
-                    <w:t xml:space="preserve">TAFEL · unter dem Zeitstrahl · vier Fehlerstreifen</w:t>
-                  </w:r>
-                </w:p>
-              </w:tc>
-            </w:tr>
-            <w:tr>
-              <w:trPr>
-                <w:cantSplit/>
-              </w:trPr>
-              <w:tc>
-                <w:tcPr>
-                  <w:tcW w:type="dxa" w:w="8166"/>
-                  <w:tcBorders>
-                    <w:top w:val="single" w:color="3D4A3F" w:sz="12"/>
-                    <w:left w:val="single" w:color="3D4A3F" w:sz="12"/>
-                    <w:bottom w:val="single" w:color="3D4A3F" w:sz="12"/>
-                    <w:right w:val="single" w:color="3D4A3F" w:sz="12"/>
-                  </w:tcBorders>
-                  <w:shd w:fill="F3F6F1" w:color="auto" w:val="clear"/>
-                  <w:tcMar>
-                    <w:top w:type="dxa" w:w="100"/>
-                    <w:left w:type="dxa" w:w="160"/>
-                    <w:bottom w:type="dxa" w:w="100"/>
-                    <w:right w:type="dxa" w:w="100"/>
-                  </w:tcMar>
-                  <w:vAlign w:val="center"/>
-                </w:tcPr>
-                <w:p>
-                  <w:pPr>
-                    <w:spacing w:after="30" w:before="0"/>
-                  </w:pPr>
-                  <w:r>
-                    <w:rPr>
-                      <w:rFonts w:ascii="Calibri" w:cs="Calibri" w:eastAsia="Calibri" w:hAnsi="Calibri"/>
-                      <w:b/>
-                      <w:bCs/>
-                      <w:color w:val="5B6B8C"/>
-                      <w:sz w:val="16"/>
-                      <w:szCs w:val="16"/>
-                    </w:rPr>
-                    <w:t xml:space="preserve">SATZ 1   </w:t>
-                  </w:r>
-                  <w:r>
-                    <w:rPr>
-                      <w:rFonts w:ascii="Cambria" w:cs="Cambria" w:eastAsia="Cambria" w:hAnsi="Cambria"/>
-                      <w:color w:val="000000"/>
-                      <w:sz w:val="20"/>
-                      <w:szCs w:val="20"/>
-                    </w:rPr>
-                    <w:t xml:space="preserve">Am Samstag sind unsere Judoka nach Leipzig gefahren.</w:t>
-                  </w:r>
-                  <w:r>
-                    <w:rPr>
-                      <w:rFonts w:ascii="Cambria" w:cs="Cambria" w:eastAsia="Cambria" w:hAnsi="Cambria"/>
-                      <w:b/>
-                      <w:bCs/>
-                      <w:color w:val="2E9E6B"/>
-                      <w:sz w:val="20"/>
-                      <w:szCs w:val="20"/>
-                    </w:rPr>
-                    <w:t xml:space="preserve">   →  fuhren</w:t>
-                  </w:r>
-                </w:p>
-                <w:p>
-                  <w:pPr>
-                    <w:spacing w:after="30" w:before="0"/>
-                  </w:pPr>
-                  <w:r>
-                    <w:rPr>
-                      <w:rFonts w:ascii="Calibri" w:cs="Calibri" w:eastAsia="Calibri" w:hAnsi="Calibri"/>
-                      <w:b/>
-                      <w:bCs/>
-                      <w:color w:val="5B6B8C"/>
-                      <w:sz w:val="16"/>
-                      <w:szCs w:val="16"/>
-                    </w:rPr>
-                    <w:t xml:space="preserve">SATZ 3   </w:t>
-                  </w:r>
-                  <w:r>
-                    <w:rPr>
-                      <w:rFonts w:ascii="Cambria" w:cs="Cambria" w:eastAsia="Cambria" w:hAnsi="Cambria"/>
-                      <w:color w:val="000000"/>
-                      <w:sz w:val="20"/>
-                      <w:szCs w:val="20"/>
-                    </w:rPr>
-                    <w:t xml:space="preserve">Im Halbfinale hat eine Judoka mit einem Haltegriff gewonnen.</w:t>
-                  </w:r>
-                  <w:r>
-                    <w:rPr>
-                      <w:rFonts w:ascii="Cambria" w:cs="Cambria" w:eastAsia="Cambria" w:hAnsi="Cambria"/>
-                      <w:b/>
-                      <w:bCs/>
-                      <w:color w:val="2E9E6B"/>
-                      <w:sz w:val="20"/>
-                      <w:szCs w:val="20"/>
-                    </w:rPr>
-                    <w:t xml:space="preserve">   →  gewann</w:t>
-                  </w:r>
-                </w:p>
-                <w:p>
-                  <w:pPr>
-                    <w:spacing w:after="30" w:before="0"/>
-                  </w:pPr>
-                  <w:r>
-                    <w:rPr>
-                      <w:rFonts w:ascii="Calibri" w:cs="Calibri" w:eastAsia="Calibri" w:hAnsi="Calibri"/>
-                      <w:b/>
-                      <w:bCs/>
-                      <w:color w:val="5B6B8C"/>
-                      <w:sz w:val="16"/>
-                      <w:szCs w:val="16"/>
-                    </w:rPr>
-                    <w:t xml:space="preserve">SATZ 4   </w:t>
-                  </w:r>
-                  <w:r>
-                    <w:rPr>
-                      <w:rFonts w:ascii="Cambria" w:cs="Cambria" w:eastAsia="Cambria" w:hAnsi="Cambria"/>
-                      <w:color w:val="000000"/>
-                      <w:sz w:val="20"/>
-                      <w:szCs w:val="20"/>
-                    </w:rPr>
-                    <w:t xml:space="preserve">Unsere Gewichtheber hatten schon um sechs Uhr losgefahren.</w:t>
-                  </w:r>
-                  <w:r>
-                    <w:rPr>
-                      <w:rFonts w:ascii="Cambria" w:cs="Cambria" w:eastAsia="Cambria" w:hAnsi="Cambria"/>
-                      <w:b/>
-                      <w:bCs/>
-                      <w:color w:val="2E9E6B"/>
-                      <w:sz w:val="20"/>
-                      <w:szCs w:val="20"/>
-                    </w:rPr>
-                    <w:t xml:space="preserve">   →  waren … losgefahren</w:t>
-                  </w:r>
-                </w:p>
-                <w:p>
-                  <w:pPr>
-                    <w:spacing w:after="0" w:before="0"/>
-                  </w:pPr>
-                  <w:r>
-                    <w:rPr>
-                      <w:rFonts w:ascii="Calibri" w:cs="Calibri" w:eastAsia="Calibri" w:hAnsi="Calibri"/>
-                      <w:b/>
-                      <w:bCs/>
-                      <w:color w:val="5B6B8C"/>
-                      <w:sz w:val="16"/>
-                      <w:szCs w:val="16"/>
-                    </w:rPr>
-                    <w:t xml:space="preserve">SATZ 6   </w:t>
-                  </w:r>
-                  <w:r>
-                    <w:rPr>
-                      <w:rFonts w:ascii="Cambria" w:cs="Cambria" w:eastAsia="Cambria" w:hAnsi="Cambria"/>
-                      <w:color w:val="000000"/>
-                      <w:sz w:val="20"/>
-                      <w:szCs w:val="20"/>
-                    </w:rPr>
-                    <w:t xml:space="preserve">Die Handballer werften am Sonntag 28 Tore.</w:t>
-                  </w:r>
-                  <w:r>
-                    <w:rPr>
-                      <w:rFonts w:ascii="Cambria" w:cs="Cambria" w:eastAsia="Cambria" w:hAnsi="Cambria"/>
-                      <w:b/>
-                      <w:bCs/>
-                      <w:color w:val="2E9E6B"/>
-                      <w:sz w:val="20"/>
-                      <w:szCs w:val="20"/>
-                    </w:rPr>
-                    <w:t xml:space="preserve">   →  warfen</w:t>
-                  </w:r>
-                </w:p>
-              </w:tc>
-            </w:tr>
-          </w:tbl>
-          <w:p>
-            <w:pPr>
-              <w:spacing w:after="20" w:before="0"/>
-            </w:pPr>
-            <w:r>
-              <w:rPr>
-                <w:rFonts w:ascii="Calibri" w:cs="Calibri" w:eastAsia="Calibri" w:hAnsi="Calibri"/>
-                <w:color w:val="000000"/>
-                <w:sz w:val="22"/>
-                <w:szCs w:val="22"/>
-              </w:rPr>
-              <w:t xml:space="preserve"/>
+              <w:t xml:space="preserve">Die Lehrkraft zeigt beim Vorlesen am Zeitstrahl mit, die Klasse nennt die Zeitform.</w:t>
             </w:r>
           </w:p>
         </w:tc>
@@ -4457,45 +3764,6 @@
           <w:szCs w:val="22"/>
         </w:rPr>
         <w:t xml:space="preserve"/>
-      </w:r>
-    </w:p>
-    <w:p>
-      <w:pPr>
-        <w:keepNext/>
-        <w:spacing w:after="100" w:before="200"/>
-      </w:pPr>
-      <w:r>
-        <w:rPr>
-          <w:rFonts w:ascii="Cambria" w:cs="Cambria" w:eastAsia="Cambria" w:hAnsi="Cambria"/>
-          <w:b/>
-          <w:bCs/>
-          <w:color w:val="D9534F"/>
-          <w:sz w:val="28"/>
-          <w:szCs w:val="28"/>
-        </w:rPr>
-        <w:t xml:space="preserve">5  </w:t>
-      </w:r>
-      <w:r>
-        <w:rPr>
-          <w:rFonts w:ascii="Cambria" w:cs="Cambria" w:eastAsia="Cambria" w:hAnsi="Cambria"/>
-          <w:b/>
-          <w:bCs/>
-          <w:color w:val="1E2761"/>
-          <w:sz w:val="28"/>
-          <w:szCs w:val="28"/>
-        </w:rPr>
-        <w:t xml:space="preserve">Ausblick und Hausaufgabe</w:t>
-      </w:r>
-      <w:r>
-        <w:rPr>
-          <w:rFonts w:ascii="Calibri" w:cs="Calibri" w:eastAsia="Calibri" w:hAnsi="Calibri"/>
-          <w:b/>
-          <w:bCs/>
-          <w:color w:val="C77C12"/>
-          <w:sz w:val="20"/>
-          <w:szCs w:val="20"/>
-        </w:rPr>
-        <w:t xml:space="preserve">   3 Min.</w:t>
       </w:r>
     </w:p>
     <w:tbl>
@@ -4563,7 +3831,7 @@
                 <w:sz w:val="20"/>
                 <w:szCs w:val="20"/>
               </w:rPr>
-              <w:t xml:space="preserve">hört zu</w:t>
+              <w:t xml:space="preserve">gibt ab</w:t>
             </w:r>
           </w:p>
         </w:tc>
@@ -4608,7 +3876,7 @@
                 <w:sz w:val="21"/>
                 <w:szCs w:val="21"/>
               </w:rPr>
-              <w:t xml:space="preserve">„Stifte liegen. Beantwortet die Stundenfrage in einem Satz: Welche Zeitform wann?“</w:t>
+              <w:t xml:space="preserve">„Beantwortet die Stundenfrage in einem Satz: Welche Zeitform wann? … Gebt jetzt eure Exit-Tickets ab.“</w:t>
             </w:r>
           </w:p>
           <w:p>
@@ -4622,7 +3890,7 @@
                 <w:sz w:val="21"/>
                 <w:szCs w:val="21"/>
               </w:rPr>
-              <w:t xml:space="preserve">Ein Schüler antwortet. Danach Hausaufgabe nennen: „Schreibt euren Bericht über dieses Wochenende für die Vereinszeitung – im Präteritum, die Vorgeschichte im Plusquamperfekt. Nehmt den Schreibrahmen Ü11.“</w:t>
+              <w:t xml:space="preserve">Erwartete Antwort: Was vorher war: Plusquamperfekt; erzählte Vergangenheit: Präteritum, gesprochen: Perfekt; jetzt: Präsens; Zukunft: Futur I.</w:t>
             </w:r>
           </w:p>
         </w:tc>
@@ -4664,7 +3932,7 @@
           <w:sz w:val="21"/>
           <w:szCs w:val="21"/>
         </w:rPr>
-        <w:t xml:space="preserve">Nächste Stunde: Partner-Check der Berichte. Danach: Futur II, Hilfsverb oder Vollverb, Modalverben – und zum Schluss die Satzklammer.</w:t>
+        <w:t xml:space="preserve">Die Exit-Tickets zeigen, wer die Zeitformen schon sicher im Text einsetzt. Nächste Stunde: Rückgabe mit kurzem Feedback, Überarbeitung, danach Futur II, Hilfsverb oder Vollverb, Modalverben – und zum Schluss die Satzklammer.</w:t>
       </w:r>
     </w:p>
     <w:sectPr>

--- a/Deutsch_7A/Zeitformen_Zeitstrahl/Tafelskript_Zeitformen_Zeitstrahl.docx
+++ b/Deutsch_7A/Zeitformen_Zeitstrahl/Tafelskript_Zeitformen_Zeitstrahl.docx
@@ -1189,7 +1189,7 @@
           <w:sz w:val="21"/>
           <w:szCs w:val="21"/>
         </w:rPr>
-        <w:t xml:space="preserve">Druckvorlage: Seite 1 Tabelle (2 pro A4), Seite 2 Exit-Ticket (2 pro A4), Seiten 3–11 für die Tafel (einmal drucken, schneiden, Magnete): 7 Streifen Mustertext, 5 Zeitform-Karten, 5 Bauplan-Karten. Kreide rot, gelb, blau · Schüler: Heft, Kleber, Buntstifte rot, gelb, blau.</w:t>
+        <w:t xml:space="preserve">Druckvorlage: Seite 1 Tabelle (2 pro A4), Seite 2 Exit-Ticket (1 pro A4, mit Formulierungsvorschlägen je Zeitform), Seiten 3–11 für die Tafel (einmal drucken, schneiden, Magnete): 7 Streifen Mustertext, 5 Zeitform-Karten, 5 Bauplan-Karten. Kreide rot, gelb, blau · Schüler: Heft, Kleber, Buntstifte rot, gelb, blau.</w:t>
       </w:r>
     </w:p>
     <w:p>
@@ -3239,7 +3239,7 @@
                 <w:sz w:val="21"/>
                 <w:szCs w:val="21"/>
               </w:rPr>
-              <w:t xml:space="preserve">„Jetzt arbeitet ihr allein. Ihr schreibt über euren Wettkampf am Wochenende – nach dem Muster an der Tafel. Fünf bis sieben Sätze, jede Zeitform mindestens einmal. Die Satzanfänge und Verben auf dem Exit-Ticket helfen euch. Ihr gebt das Ticket am Ende ab.“</w:t>
+              <w:t xml:space="preserve">„Jetzt arbeitet ihr allein. Ihr schreibt über euren Wettkampf am Wochenende – nach dem Muster an der Tafel. Fünf bis sieben Sätze, jede Zeitform mindestens einmal. Auf dem Exit-Ticket stehen zu jeder Zeitform Vorschläge – ihr dürft sie übernehmen. Die farbigen Wörter zeigen euch die Bildung. Ihr gebt das Ticket am Ende ab.“</w:t>
             </w:r>
           </w:p>
           <w:p>
@@ -3496,7 +3496,7 @@
                       <w:sz w:val="20"/>
                       <w:szCs w:val="20"/>
                     </w:rPr>
-                    <w:t xml:space="preserve">Hilfe: Mustertext an der Tafel, Satzanfänge und Verben auf dem Ticket.</w:t>
+                    <w:t xml:space="preserve">Hilfe: Mustertext an der Tafel, Vorschläge je Zeitform auf dem Ticket.</w:t>
                   </w:r>
                 </w:p>
                 <w:p>

--- a/Deutsch_7A/Zeitformen_Zeitstrahl/Tafelskript_Zeitformen_Zeitstrahl.docx
+++ b/Deutsch_7A/Zeitformen_Zeitstrahl/Tafelskript_Zeitformen_Zeitstrahl.docx
@@ -1129,7 +1129,7 @@
                 <w:sz w:val="20"/>
                 <w:szCs w:val="20"/>
               </w:rPr>
-              <w:t xml:space="preserve">Exit-Ticket</w:t>
+              <w:t xml:space="preserve">Schnipsel</w:t>
             </w:r>
           </w:p>
         </w:tc>
@@ -1161,7 +1161,80 @@
                 <w:sz w:val="20"/>
                 <w:szCs w:val="20"/>
               </w:rPr>
-              <w:t xml:space="preserve">wird eingesammelt (zurückgeben und einkleben in der nächsten Stunde)</w:t>
+              <w:t xml:space="preserve">Formulierungshilfen (nach der Stunde einkleben)</w:t>
+            </w:r>
+          </w:p>
+        </w:tc>
+      </w:tr>
+      <w:tr>
+        <w:trPr>
+          <w:cantSplit/>
+          <w:trHeight w:val="340" w:hRule="atLeast"/>
+        </w:trPr>
+        <w:tc>
+          <w:tcPr>
+            <w:tcW w:type="dxa" w:w="2300"/>
+            <w:tcBorders>
+              <w:top w:val="single" w:color="B9C6E8" w:sz="6"/>
+              <w:left w:val="single" w:color="B9C6E8" w:sz="6"/>
+              <w:bottom w:val="single" w:color="B9C6E8" w:sz="6"/>
+              <w:right w:val="single" w:color="B9C6E8" w:sz="6"/>
+            </w:tcBorders>
+            <w:shd w:fill="F4F7FD" w:color="auto" w:val="clear"/>
+            <w:tcMar>
+              <w:top w:type="dxa" w:w="60"/>
+              <w:left w:type="dxa" w:w="100"/>
+              <w:bottom w:type="dxa" w:w="60"/>
+              <w:right w:type="dxa" w:w="100"/>
+            </w:tcMar>
+            <w:vAlign w:val="center"/>
+          </w:tcPr>
+          <w:p>
+            <w:pPr>
+              <w:spacing w:after="0" w:before="0"/>
+            </w:pPr>
+            <w:r>
+              <w:rPr>
+                <w:rFonts w:ascii="Calibri" w:cs="Calibri" w:eastAsia="Calibri" w:hAnsi="Calibri"/>
+                <w:b/>
+                <w:bCs/>
+                <w:color w:val="C77C12"/>
+                <w:sz w:val="20"/>
+                <w:szCs w:val="20"/>
+              </w:rPr>
+              <w:t xml:space="preserve">Exit-Ticket</w:t>
+            </w:r>
+          </w:p>
+        </w:tc>
+        <w:tc>
+          <w:tcPr>
+            <w:tcW w:type="dxa" w:w="7906"/>
+            <w:tcBorders>
+              <w:top w:val="single" w:color="B9C6E8" w:sz="6"/>
+              <w:left w:val="single" w:color="B9C6E8" w:sz="6"/>
+              <w:bottom w:val="single" w:color="B9C6E8" w:sz="6"/>
+              <w:right w:val="single" w:color="B9C6E8" w:sz="6"/>
+            </w:tcBorders>
+            <w:tcMar>
+              <w:top w:type="dxa" w:w="60"/>
+              <w:left w:type="dxa" w:w="100"/>
+              <w:bottom w:type="dxa" w:w="60"/>
+              <w:right w:type="dxa" w:w="100"/>
+            </w:tcMar>
+            <w:vAlign w:val="center"/>
+          </w:tcPr>
+          <w:p>
+            <w:pPr>
+              <w:spacing w:after="0" w:before="0"/>
+            </w:pPr>
+            <w:r>
+              <w:rPr>
+                <w:rFonts w:ascii="Calibri" w:cs="Calibri" w:eastAsia="Calibri" w:hAnsi="Calibri"/>
+                <w:color w:val="000000"/>
+                <w:sz w:val="20"/>
+                <w:szCs w:val="20"/>
+              </w:rPr>
+              <w:t xml:space="preserve">eigenes Blatt, wird eingesammelt (zurückgeben und einkleben in der nächsten Stunde)</w:t>
             </w:r>
           </w:p>
         </w:tc>
@@ -1189,7 +1262,7 @@
           <w:sz w:val="21"/>
           <w:szCs w:val="21"/>
         </w:rPr>
-        <w:t xml:space="preserve">Druckvorlage: Seite 1 Tabelle (2 pro A4), Seite 2 Exit-Ticket (1 pro A4, mit Formulierungsvorschlägen je Zeitform), Seiten 3–11 für die Tafel (einmal drucken, schneiden, Magnete): 7 Streifen Mustertext, 5 Zeitform-Karten, 5 Bauplan-Karten. Kreide rot, gelb, blau · Schüler: Heft, Kleber, Buntstifte rot, gelb, blau.</w:t>
+        <w:t xml:space="preserve">Druckvorlage: Seite 1 Tabelle (2 pro A4), Seite 2 Schnipsel Formulierungshilfen (2 pro A4; geschrieben wird auf eigenem Papier), Seiten 3–11 für die Tafel (einmal drucken, schneiden, Magnete): 7 Streifen Mustertext, 5 Zeitform-Karten, 5 Bauplan-Karten. Kreide rot, gelb, blau · Schüler: Heft, Kleber, Buntstifte rot, gelb, blau, ein leeres Blatt Papier (ggf. Collegeblock-Blätter bereithalten).</w:t>
       </w:r>
     </w:p>
     <w:p>
@@ -3239,7 +3312,7 @@
                 <w:sz w:val="21"/>
                 <w:szCs w:val="21"/>
               </w:rPr>
-              <w:t xml:space="preserve">„Jetzt arbeitet ihr allein. Ihr schreibt über euren Wettkampf am Wochenende – nach dem Muster an der Tafel. Fünf bis sieben Sätze, jede Zeitform mindestens einmal. Auf dem Exit-Ticket stehen zu jeder Zeitform Vorschläge – ihr dürft sie übernehmen. Die farbigen Wörter zeigen euch die Bildung. Ihr gebt das Ticket am Ende ab.“</w:t>
+              <w:t xml:space="preserve">„Jetzt arbeitet ihr allein. Ihr schreibt über euren Wettkampf am Wochenende – nach dem Muster an der Tafel. Nehmt ein eigenes Blatt, Name oben rechts. Fünf bis sieben Sätze, jede Zeitform mindestens einmal. Auf dem Schnipsel stehen zu jeder Zeitform Vorschläge – ihr dürft sie übernehmen. Die farbigen Wörter zeigen euch die Bildung. Ihr gebt das Blatt am Ende ab.“</w:t>
             </w:r>
           </w:p>
           <w:p>
@@ -3385,7 +3458,7 @@
                       <w:sz w:val="21"/>
                       <w:szCs w:val="21"/>
                     </w:rPr>
-                    <w:t xml:space="preserve">Schreibe 5–7 Sätze über deinen Wettkampf am Wochenende.</w:t>
+                    <w:t xml:space="preserve">Schreibe auf ein eigenes Blatt 5–7 Sätze über deinen Wettkampf am Wochenende.</w:t>
                   </w:r>
                 </w:p>
                 <w:p>
@@ -3496,7 +3569,7 @@
                       <w:sz w:val="20"/>
                       <w:szCs w:val="20"/>
                     </w:rPr>
-                    <w:t xml:space="preserve">Hilfe: Mustertext an der Tafel, Vorschläge je Zeitform auf dem Ticket.</w:t>
+                    <w:t xml:space="preserve">Hilfe: Mustertext an der Tafel, Vorschläge je Zeitform auf dem Schnipsel.</w:t>
                   </w:r>
                 </w:p>
                 <w:p>

--- a/Deutsch_7A/Zeitformen_Zeitstrahl/Tafelskript_Zeitformen_Zeitstrahl.docx
+++ b/Deutsch_7A/Zeitformen_Zeitstrahl/Tafelskript_Zeitformen_Zeitstrahl.docx
@@ -1129,7 +1129,7 @@
                 <w:sz w:val="20"/>
                 <w:szCs w:val="20"/>
               </w:rPr>
-              <w:t xml:space="preserve">Schnipsel</w:t>
+              <w:t xml:space="preserve">Exit-Ticket</w:t>
             </w:r>
           </w:p>
         </w:tc>
@@ -1161,80 +1161,7 @@
                 <w:sz w:val="20"/>
                 <w:szCs w:val="20"/>
               </w:rPr>
-              <w:t xml:space="preserve">Formulierungshilfen (nach der Stunde einkleben)</w:t>
-            </w:r>
-          </w:p>
-        </w:tc>
-      </w:tr>
-      <w:tr>
-        <w:trPr>
-          <w:cantSplit/>
-          <w:trHeight w:val="340" w:hRule="atLeast"/>
-        </w:trPr>
-        <w:tc>
-          <w:tcPr>
-            <w:tcW w:type="dxa" w:w="2300"/>
-            <w:tcBorders>
-              <w:top w:val="single" w:color="B9C6E8" w:sz="6"/>
-              <w:left w:val="single" w:color="B9C6E8" w:sz="6"/>
-              <w:bottom w:val="single" w:color="B9C6E8" w:sz="6"/>
-              <w:right w:val="single" w:color="B9C6E8" w:sz="6"/>
-            </w:tcBorders>
-            <w:shd w:fill="F4F7FD" w:color="auto" w:val="clear"/>
-            <w:tcMar>
-              <w:top w:type="dxa" w:w="60"/>
-              <w:left w:type="dxa" w:w="100"/>
-              <w:bottom w:type="dxa" w:w="60"/>
-              <w:right w:type="dxa" w:w="100"/>
-            </w:tcMar>
-            <w:vAlign w:val="center"/>
-          </w:tcPr>
-          <w:p>
-            <w:pPr>
-              <w:spacing w:after="0" w:before="0"/>
-            </w:pPr>
-            <w:r>
-              <w:rPr>
-                <w:rFonts w:ascii="Calibri" w:cs="Calibri" w:eastAsia="Calibri" w:hAnsi="Calibri"/>
-                <w:b/>
-                <w:bCs/>
-                <w:color w:val="C77C12"/>
-                <w:sz w:val="20"/>
-                <w:szCs w:val="20"/>
-              </w:rPr>
-              <w:t xml:space="preserve">Exit-Ticket</w:t>
-            </w:r>
-          </w:p>
-        </w:tc>
-        <w:tc>
-          <w:tcPr>
-            <w:tcW w:type="dxa" w:w="7906"/>
-            <w:tcBorders>
-              <w:top w:val="single" w:color="B9C6E8" w:sz="6"/>
-              <w:left w:val="single" w:color="B9C6E8" w:sz="6"/>
-              <w:bottom w:val="single" w:color="B9C6E8" w:sz="6"/>
-              <w:right w:val="single" w:color="B9C6E8" w:sz="6"/>
-            </w:tcBorders>
-            <w:tcMar>
-              <w:top w:type="dxa" w:w="60"/>
-              <w:left w:type="dxa" w:w="100"/>
-              <w:bottom w:type="dxa" w:w="60"/>
-              <w:right w:type="dxa" w:w="100"/>
-            </w:tcMar>
-            <w:vAlign w:val="center"/>
-          </w:tcPr>
-          <w:p>
-            <w:pPr>
-              <w:spacing w:after="0" w:before="0"/>
-            </w:pPr>
-            <w:r>
-              <w:rPr>
-                <w:rFonts w:ascii="Calibri" w:cs="Calibri" w:eastAsia="Calibri" w:hAnsi="Calibri"/>
-                <w:color w:val="000000"/>
-                <w:sz w:val="20"/>
-                <w:szCs w:val="20"/>
-              </w:rPr>
-              <w:t xml:space="preserve">eigenes Blatt, wird eingesammelt (zurückgeben und einkleben in der nächsten Stunde)</w:t>
+              <w:t xml:space="preserve">wird eingesammelt (zurückgeben und einkleben in der nächsten Stunde)</w:t>
             </w:r>
           </w:p>
         </w:tc>
@@ -1262,7 +1189,7 @@
           <w:sz w:val="21"/>
           <w:szCs w:val="21"/>
         </w:rPr>
-        <w:t xml:space="preserve">Druckvorlage: Seite 1 Tabelle (2 pro A4), Seite 2 Schnipsel Formulierungshilfen (2 pro A4; geschrieben wird auf eigenem Papier), Seiten 3–11 für die Tafel (einmal drucken, schneiden, Magnete): 7 Streifen Mustertext, 5 Zeitform-Karten, 5 Bauplan-Karten. Kreide rot, gelb, blau · Schüler: Heft, Kleber, Buntstifte rot, gelb, blau, ein leeres Blatt Papier (ggf. Collegeblock-Blätter bereithalten).</w:t>
+        <w:t xml:space="preserve">Druckvorlage: Seite 1 Tabelle (2 pro A4), Seite 2 Exit-Ticket mit Formulierungshilfen und Schreiblinien (2 pro A4), Seiten 3–11 für die Tafel (einmal drucken, schneiden, Magnete): 7 Streifen Mustertext, 5 Zeitform-Karten, 5 Bauplan-Karten. Kreide rot, gelb, blau · Schüler: Heft, Kleber, Buntstifte rot, gelb, blau.</w:t>
       </w:r>
     </w:p>
     <w:p>
@@ -3312,7 +3239,7 @@
                 <w:sz w:val="21"/>
                 <w:szCs w:val="21"/>
               </w:rPr>
-              <w:t xml:space="preserve">„Jetzt arbeitet ihr allein. Ihr schreibt über euren Wettkampf am Wochenende – nach dem Muster an der Tafel. Nehmt ein eigenes Blatt, Name oben rechts. Fünf bis sieben Sätze, jede Zeitform mindestens einmal. Auf dem Schnipsel stehen zu jeder Zeitform Vorschläge – ihr dürft sie übernehmen. Die farbigen Wörter zeigen euch die Bildung. Ihr gebt das Blatt am Ende ab.“</w:t>
+              <w:t xml:space="preserve">„Jetzt arbeitet ihr allein. Ihr schreibt über euren Wettkampf am Wochenende – nach dem Muster an der Tafel. Fünf bis sieben Sätze, jede Zeitform mindestens einmal. Auf dem Exit-Ticket steht zu jeder Zeitform ein Vorschlag – ihr dürft ihn übernehmen. Die farbigen Wörter zeigen euch die Bildung. Ihr gebt das Ticket am Ende ab.“</w:t>
             </w:r>
           </w:p>
           <w:p>
@@ -3458,7 +3385,7 @@
                       <w:sz w:val="21"/>
                       <w:szCs w:val="21"/>
                     </w:rPr>
-                    <w:t xml:space="preserve">Schreibe auf ein eigenes Blatt 5–7 Sätze über deinen Wettkampf am Wochenende.</w:t>
+                    <w:t xml:space="preserve">Schreibe 5–7 Sätze über deinen Wettkampf am Wochenende.</w:t>
                   </w:r>
                 </w:p>
                 <w:p>
@@ -3569,7 +3496,7 @@
                       <w:sz w:val="20"/>
                       <w:szCs w:val="20"/>
                     </w:rPr>
-                    <w:t xml:space="preserve">Hilfe: Mustertext an der Tafel, Vorschläge je Zeitform auf dem Schnipsel.</w:t>
+                    <w:t xml:space="preserve">Hilfe: Mustertext an der Tafel, ein Vorschlag je Zeitform auf dem Ticket.</w:t>
                   </w:r>
                 </w:p>
                 <w:p>

--- a/Deutsch_7A/Zeitformen_Zeitstrahl/Tafelskript_Zeitformen_Zeitstrahl.docx
+++ b/Deutsch_7A/Zeitformen_Zeitstrahl/Tafelskript_Zeitformen_Zeitstrahl.docx
@@ -1189,7 +1189,7 @@
           <w:sz w:val="21"/>
           <w:szCs w:val="21"/>
         </w:rPr>
-        <w:t xml:space="preserve">Druckvorlage: Seite 1 Tabelle (2 pro A4), Seite 2 Exit-Ticket mit Formulierungshilfen und Schreiblinien (2 pro A4), Seiten 3–11 für die Tafel (einmal drucken, schneiden, Magnete): 7 Streifen Mustertext, 5 Zeitform-Karten, 5 Bauplan-Karten. Kreide rot, gelb, blau · Schüler: Heft, Kleber, Buntstifte rot, gelb, blau.</w:t>
+        <w:t xml:space="preserve">Druckvorlage: Seite 1 Tabelle (2 pro A4), Seite 2 Exit-Ticket mit Satzanfängen (mind. 4 je Zeitform, geordnet nach Inhalt: Vorbereitung – Ablauf und Ergebnis – was jemand gesagt hat – wie es dir jetzt geht – Ziele) und Schreiblinien (2 pro A4), Seiten 3–11 für die Tafel (einmal drucken, schneiden, Magnete): 7 Streifen Mustertext, 5 Zeitform-Karten, 5 Bauplan-Karten. Kreide rot, gelb, blau · Schüler: Heft, Kleber, Buntstifte rot, gelb, blau.</w:t>
       </w:r>
     </w:p>
     <w:p>
@@ -3239,7 +3239,7 @@
                 <w:sz w:val="21"/>
                 <w:szCs w:val="21"/>
               </w:rPr>
-              <w:t xml:space="preserve">„Jetzt arbeitet ihr allein. Ihr schreibt über euren Wettkampf am Wochenende – nach dem Muster an der Tafel. Fünf bis sieben Sätze, jede Zeitform mindestens einmal. Auf dem Exit-Ticket steht zu jeder Zeitform ein Vorschlag – ihr dürft ihn übernehmen. Die farbigen Wörter zeigen euch die Bildung. Ihr gebt das Ticket am Ende ab.“</w:t>
+              <w:t xml:space="preserve">„Jetzt arbeitet ihr allein. Ihr schreibt über euren Wettkampf am Wochenende – nach dem Muster an der Tafel. Fünf bis sieben Sätze, jede Zeitform mindestens einmal. Auf dem Exit-Ticket stehen zu jeder Zeitform Satzanfänge. Die farbige Linie zeigt, wohin das Partizip II oder der Infinitiv kommt – den Rest formuliert ihr selbst. Ihr gebt das Ticket am Ende ab.“</w:t>
             </w:r>
           </w:p>
           <w:p>
@@ -3496,7 +3496,7 @@
                       <w:sz w:val="20"/>
                       <w:szCs w:val="20"/>
                     </w:rPr>
-                    <w:t xml:space="preserve">Hilfe: Mustertext an der Tafel, ein Vorschlag je Zeitform auf dem Ticket.</w:t>
+                    <w:t xml:space="preserve">Hilfe: Mustertext an der Tafel, Satzanfänge je Zeitform auf dem Ticket.</w:t>
                   </w:r>
                 </w:p>
                 <w:p>

--- a/Deutsch_7A/Zeitformen_Zeitstrahl/Tafelskript_Zeitformen_Zeitstrahl.docx
+++ b/Deutsch_7A/Zeitformen_Zeitstrahl/Tafelskript_Zeitformen_Zeitstrahl.docx
@@ -1189,7 +1189,7 @@
           <w:sz w:val="21"/>
           <w:szCs w:val="21"/>
         </w:rPr>
-        <w:t xml:space="preserve">Druckvorlage: Seite 1 Tabelle (2 pro A4), Seite 2 Exit-Ticket mit Satzanfängen (mind. 4 je Zeitform, geordnet nach Inhalt: Vorbereitung – Ablauf und Ergebnis – was jemand gesagt hat – wie es dir jetzt geht – Ziele) und Schreiblinien (2 pro A4), Seiten 3–11 für die Tafel (einmal drucken, schneiden, Magnete): 7 Streifen Mustertext, 5 Zeitform-Karten, 5 Bauplan-Karten. Kreide rot, gelb, blau · Schüler: Heft, Kleber, Buntstifte rot, gelb, blau.</w:t>
+        <w:t xml:space="preserve">Druckvorlage: Seite 1 Tabelle (2 pro A4), Seite 2 Exit-Ticket mit Satzanfängen (mind. 4 je Zeitform, geordnet nach Inhalt: Vorbereitung – Ablauf und Ergebnis – was jemand gesagt hat – wie es dir jetzt geht – Ziele) und Schreiblinien (2 pro A4), Seiten 3–11 für die Tafel (einmal drucken, schneiden, Magnete): 7 Streifen Mustertext (kleine graue Zahl oben links = richtige Reihenfolge), 5 Zeitform-Karten, 5 Bauplan-Karten. Kreide rot, gelb, blau · Schüler: Heft, Kleber, Buntstifte rot, gelb, blau.</w:t>
       </w:r>
     </w:p>
     <w:p>

--- a/Deutsch_7A/Zeitformen_Zeitstrahl/Tafelskript_Zeitformen_Zeitstrahl.docx
+++ b/Deutsch_7A/Zeitformen_Zeitstrahl/Tafelskript_Zeitformen_Zeitstrahl.docx
@@ -1510,7 +1510,7 @@
                 <w:sz w:val="21"/>
                 <w:szCs w:val="21"/>
               </w:rPr>
-              <w:t xml:space="preserve">„Am Ende der Stunde schreibt ihr euer Wochenende auf – mit allen Zeitformen, die ihr kennt. Vorher schauen wir uns an, wie das bei einer Judoka aussieht. Heft auf, Datum, Überschrift: Welche Zeitform wann?“</w:t>
+              <w:t xml:space="preserve">„Am Ende der Stunde schreibt ihr euer Wochenende auf – mit allen Zeitformen, die ihr kennt. Vorher schauen wir uns an, wie das bei einem Gewichtheber aussieht. Heft auf, Datum, Überschrift: Welche Zeitform wann?“</w:t>
             </w:r>
           </w:p>
         </w:tc>
@@ -1679,7 +1679,7 @@
                 <w:sz w:val="21"/>
                 <w:szCs w:val="21"/>
               </w:rPr>
-              <w:t xml:space="preserve">„Stifte liegen. Links hängen sieben Sätze einer Judoka – durcheinander. Wer drankommt, hängt einen Streifen an die richtige Stelle am Zeitstrahl, markiert die Verbformen und sagt, woran er es erkennt. Alle prüfen mit.“</w:t>
+              <w:t xml:space="preserve">„Stifte liegen. Links hängen sieben Sätze eines Gewichthebers – durcheinander. Wer drankommt, hängt einen Streifen an die richtige Stelle am Zeitstrahl, markiert die Verbformen und sagt, woran er es erkennt. Alle prüfen mit.“</w:t>
             </w:r>
           </w:p>
           <w:p>
@@ -1693,7 +1693,7 @@
                 <w:sz w:val="21"/>
                 <w:szCs w:val="21"/>
               </w:rPr>
-              <w:t xml:space="preserve">Begründung über die Zeitangabe und die Verbform einfordern: „Vor dem Turnier – und hatte + trainiert, das war vorher.“</w:t>
+              <w:t xml:space="preserve">Begründung über die Zeitangabe und die Verbform einfordern: „Vor dem Wettkampf – und hatte + trainiert, das war vorher.“</w:t>
             </w:r>
           </w:p>
           <w:p>
@@ -1707,7 +1707,7 @@
                 <w:sz w:val="21"/>
                 <w:szCs w:val="21"/>
               </w:rPr>
-              <w:t xml:space="preserve">Die beiden vorher-Sätze dürfen getauscht hängen, ebenso Samstag/Finale in sinnvoller Reihenfolge.</w:t>
+              <w:t xml:space="preserve">Die beiden vorher-Sätze dürfen getauscht hängen. Reißen kommt im Wettkampf vor dem Stoßen.</w:t>
             </w:r>
           </w:p>
           <w:tbl>
@@ -1809,7 +1809,7 @@
                       <w:sz w:val="20"/>
                       <w:szCs w:val="20"/>
                     </w:rPr>
-                    <w:t xml:space="preserve">Vor dem Turnier </w:t>
+                    <w:t xml:space="preserve">Vor dem Wettkampf </w:t>
                   </w:r>
                   <w:r>
                     <w:rPr>
@@ -1939,7 +1939,7 @@
                       <w:sz w:val="20"/>
                       <w:szCs w:val="20"/>
                     </w:rPr>
-                    <w:t xml:space="preserve">Am Samstag </w:t>
+                    <w:t xml:space="preserve">Im Reißen </w:t>
                   </w:r>
                   <w:r>
                     <w:rPr>
@@ -1951,7 +1951,7 @@
                       <w:szCs w:val="20"/>
                       <w:u w:val="single"/>
                     </w:rPr>
-                    <w:t xml:space="preserve">kämpfte</w:t>
+                    <w:t xml:space="preserve">schaffte</w:t>
                   </w:r>
                   <w:r>
                     <w:rPr>
@@ -1960,7 +1960,7 @@
                       <w:sz w:val="20"/>
                       <w:szCs w:val="20"/>
                     </w:rPr>
-                    <w:t xml:space="preserve"> ich in der Klasse bis 50 Kilo.</w:t>
+                    <w:t xml:space="preserve"> ich 50 Kilo.</w:t>
                   </w:r>
                 </w:p>
                 <w:p>
@@ -1985,7 +1985,7 @@
                       <w:sz w:val="20"/>
                       <w:szCs w:val="20"/>
                     </w:rPr>
-                    <w:t xml:space="preserve">Im Finale </w:t>
+                    <w:t xml:space="preserve">Im Stoßen </w:t>
                   </w:r>
                   <w:r>
                     <w:rPr>
@@ -1997,7 +1997,7 @@
                       <w:szCs w:val="20"/>
                       <w:u w:val="single"/>
                     </w:rPr>
-                    <w:t xml:space="preserve">verlor</w:t>
+                    <w:t xml:space="preserve">hob</w:t>
                   </w:r>
                   <w:r>
                     <w:rPr>
@@ -2006,7 +2006,7 @@
                       <w:sz w:val="20"/>
                       <w:szCs w:val="20"/>
                     </w:rPr>
-                    <w:t xml:space="preserve"> ich nur knapp.</w:t>
+                    <w:t xml:space="preserve"> ich 62 Kilo.</w:t>
                   </w:r>
                 </w:p>
                 <w:p>
@@ -2072,7 +2072,7 @@
                       <w:sz w:val="20"/>
                       <w:szCs w:val="20"/>
                     </w:rPr>
-                    <w:t xml:space="preserve"> stark </w:t>
+                    <w:t xml:space="preserve"> super </w:t>
                   </w:r>
                   <w:r>
                     <w:rPr>
@@ -2083,7 +2083,7 @@
                       <w:sz w:val="20"/>
                       <w:szCs w:val="20"/>
                     </w:rPr>
-                    <w:t xml:space="preserve">gekämpft</w:t>
+                    <w:t xml:space="preserve">gehoben</w:t>
                   </w:r>
                   <w:r>
                     <w:rPr>
@@ -2163,7 +2163,7 @@
                       <w:sz w:val="20"/>
                       <w:szCs w:val="20"/>
                     </w:rPr>
-                    <w:t xml:space="preserve">Beim nächsten Turnier </w:t>
+                    <w:t xml:space="preserve">Beim nächsten Wettkampf </w:t>
                   </w:r>
                   <w:r>
                     <w:rPr>
@@ -2183,7 +2183,7 @@
                       <w:sz w:val="20"/>
                       <w:szCs w:val="20"/>
                     </w:rPr>
-                    <w:t xml:space="preserve"> ich früher </w:t>
+                    <w:t xml:space="preserve"> ich 65 Kilo </w:t>
                   </w:r>
                   <w:r>
                     <w:rPr>
@@ -2194,7 +2194,7 @@
                       <w:sz w:val="20"/>
                       <w:szCs w:val="20"/>
                     </w:rPr>
-                    <w:t xml:space="preserve">angreifen</w:t>
+                    <w:t xml:space="preserve">stoßen</w:t>
                   </w:r>
                   <w:r>
                     <w:rPr>
@@ -2350,7 +2350,7 @@
                 <w:sz w:val="21"/>
                 <w:szCs w:val="21"/>
               </w:rPr>
-              <w:t xml:space="preserve">„Stifte liegen. Schaut auf den Trainer-Satz: Da stehen zwei Zeitformen in einem Satz. Wer erzählt, schreibt im Präteritum – sagte. Wer spricht, wie der Trainer, nimmt das Perfekt – hast gekämpft.“</w:t>
+              <w:t xml:space="preserve">„Stifte liegen. Schaut auf den Trainer-Satz: Da stehen zwei Zeitformen in einem Satz. Wer erzählt, schreibt im Präteritum – sagte. Wer spricht, wie der Trainer, nimmt das Perfekt – hast gehoben.“</w:t>
             </w:r>
           </w:p>
           <w:p>
@@ -2561,7 +2561,7 @@
                 <w:sz w:val="21"/>
                 <w:szCs w:val="21"/>
               </w:rPr>
-              <w:t xml:space="preserve">Begründungsmuster: „Präteritum, weil kämpfte nur ein finites Verb ist – ohne Hilfsverb.“ · „hatte/war + Partizip II, weil hatte … trainiert.“</w:t>
+              <w:t xml:space="preserve">Begründungsmuster: „Präteritum, weil hob nur ein finites Verb ist – ohne Hilfsverb.“ · „hatte/war + Partizip II, weil hatte … trainiert.“</w:t>
             </w:r>
           </w:p>
           <w:p>

--- a/Deutsch_7A/Zeitformen_Zeitstrahl/Tafelskript_Zeitformen_Zeitstrahl.docx
+++ b/Deutsch_7A/Zeitformen_Zeitstrahl/Tafelskript_Zeitformen_Zeitstrahl.docx
@@ -1874,7 +1874,7 @@
                       <w:sz w:val="20"/>
                       <w:szCs w:val="20"/>
                     </w:rPr>
-                    <w:t xml:space="preserve">Am Freitag </w:t>
+                    <w:t xml:space="preserve">Am Morgen </w:t>
                   </w:r>
                   <w:r>
                     <w:rPr>
@@ -1894,7 +1894,7 @@
                       <w:sz w:val="20"/>
                       <w:szCs w:val="20"/>
                     </w:rPr>
-                    <w:t xml:space="preserve"> wir mit dem Team nach Leipzig </w:t>
+                    <w:t xml:space="preserve"> wir früh zur Halle in Frankfurt (Oder) </w:t>
                   </w:r>
                   <w:r>
                     <w:rPr>

--- a/Deutsch_7A/Zeitformen_Zeitstrahl/Tafelskript_Zeitformen_Zeitstrahl.docx
+++ b/Deutsch_7A/Zeitformen_Zeitstrahl/Tafelskript_Zeitformen_Zeitstrahl.docx
@@ -559,7 +559,7 @@
                 <w:sz w:val="21"/>
                 <w:szCs w:val="21"/>
               </w:rPr>
-              <w:t xml:space="preserve">Magnet-Kette: 7 Streifen ordnen und markieren</w:t>
+              <w:t xml:space="preserve">Magnet-Kette: 8 Streifen ordnen und markieren</w:t>
             </w:r>
           </w:p>
         </w:tc>
@@ -1189,7 +1189,7 @@
           <w:sz w:val="21"/>
           <w:szCs w:val="21"/>
         </w:rPr>
-        <w:t xml:space="preserve">Druckvorlage: Seite 1 Tabelle (2 pro A4), Seite 2 Exit-Ticket mit Satzanfängen (mind. 4 je Zeitform, geordnet nach Inhalt: Vorbereitung – Ablauf und Ergebnis – was jemand gesagt hat – wie es dir jetzt geht – Ziele) und Schreiblinien (2 pro A4), Seiten 3–11 für die Tafel (einmal drucken, schneiden, Magnete): 7 Streifen Mustertext (kleine graue Zahl oben links = richtige Reihenfolge), 5 Zeitform-Karten, 5 Bauplan-Karten. Kreide rot, gelb, blau · Schüler: Heft, Kleber, Buntstifte rot, gelb, blau.</w:t>
+        <w:t xml:space="preserve">Druckvorlage: Seite 1 Tabelle (2 pro A4), Seite 2 Exit-Ticket mit Satzanfängen (mind. 4 je Zeitform, geordnet nach Inhalt: Vorbereitung – Ablauf und Ergebnis – was jemand gesagt hat – wie es dir jetzt geht – Ziele) und Schreiblinien (2 pro A4), Seiten 3–11 für die Tafel (einmal drucken, schneiden, Magnete): 8 Streifen Mustertext (kleine graue Zahl oben links = richtige Reihenfolge), 5 Zeitform-Karten, 5 Bauplan-Karten. Kreide rot, gelb, blau · Schüler: Heft, Kleber, Buntstifte rot, gelb, blau.</w:t>
       </w:r>
     </w:p>
     <w:p>
@@ -1679,7 +1679,7 @@
                 <w:sz w:val="21"/>
                 <w:szCs w:val="21"/>
               </w:rPr>
-              <w:t xml:space="preserve">„Stifte liegen. Links hängen sieben Sätze eines Gewichthebers – durcheinander. Wer drankommt, hängt einen Streifen an die richtige Stelle am Zeitstrahl, markiert die Verbformen und sagt, woran er es erkennt. Alle prüfen mit.“</w:t>
+              <w:t xml:space="preserve">„Stifte liegen. Links hängen acht Streifen eines Gewichthebers – durcheinander. Wer drankommt, hängt einen Streifen an die richtige Stelle am Zeitstrahl, markiert die Verbformen und sagt, woran er es erkennt. Alle prüfen mit.“</w:t>
             </w:r>
           </w:p>
           <w:p>
@@ -2052,7 +2052,36 @@
                       <w:sz w:val="20"/>
                       <w:szCs w:val="20"/>
                     </w:rPr>
-                    <w:t xml:space="preserve"> mein Trainer: „Du </w:t>
+                    <w:t xml:space="preserve"> mein Trainer:</w:t>
+                  </w:r>
+                  <w:r>
+                    <w:rPr>
+                      <w:rFonts w:ascii="Cambria" w:cs="Cambria" w:eastAsia="Cambria" w:hAnsi="Cambria"/>
+                      <w:color w:val="000000"/>
+                      <w:sz w:val="20"/>
+                      <w:szCs w:val="20"/>
+                    </w:rPr>
+                    <w:t xml:space="preserve">      ·      </w:t>
+                  </w:r>
+                  <w:r>
+                    <w:rPr>
+                      <w:rFonts w:ascii="Calibri" w:cs="Calibri" w:eastAsia="Calibri" w:hAnsi="Calibri"/>
+                      <w:b/>
+                      <w:bCs/>
+                      <w:color w:val="5B6B8C"/>
+                      <w:sz w:val="16"/>
+                      <w:szCs w:val="16"/>
+                    </w:rPr>
+                    <w:t xml:space="preserve">daneben   </w:t>
+                  </w:r>
+                  <w:r>
+                    <w:rPr>
+                      <w:rFonts w:ascii="Cambria" w:cs="Cambria" w:eastAsia="Cambria" w:hAnsi="Cambria"/>
+                      <w:color w:val="000000"/>
+                      <w:sz w:val="20"/>
+                      <w:szCs w:val="20"/>
+                    </w:rPr>
+                    <w:t xml:space="preserve">„Du </w:t>
                   </w:r>
                   <w:r>
                     <w:rPr>
@@ -2350,7 +2379,7 @@
                 <w:sz w:val="21"/>
                 <w:szCs w:val="21"/>
               </w:rPr>
-              <w:t xml:space="preserve">„Stifte liegen. Schaut auf den Trainer-Satz: Da stehen zwei Zeitformen in einem Satz. Wer erzählt, schreibt im Präteritum – sagte. Wer spricht, wie der Trainer, nimmt das Perfekt – hast gehoben.“</w:t>
+              <w:t xml:space="preserve">„Stifte liegen. Schaut auf die beiden Streifen vom Trainer. Danach sagte mein Trainer – das erzähle ich, also Präteritum. Du hast super gehoben – das sagt der Trainer, also Perfekt. Wer erzählt, schreibt im Präteritum. Wer spricht, nimmt das Perfekt.“</w:t>
             </w:r>
           </w:p>
           <w:p>
@@ -2364,7 +2393,7 @@
                 <w:sz w:val="21"/>
                 <w:szCs w:val="21"/>
               </w:rPr>
-              <w:t xml:space="preserve">Der Trainer-Satz hängt im Abschnitt Vergangenheit an der Grenze zwischen Präteritum und Perfekt (die Karten kommen in Phase 2 darüber).</w:t>
+              <w:t xml:space="preserve">Beide Streifen hängen im Abschnitt Vergangenheit nebeneinander: links „Danach sagte mein Trainer:“ (später unter der Präteritum-Karte), rechts „Du hast super gehoben!“ (unter der Perfekt-Karte).</w:t>
             </w:r>
           </w:p>
         </w:tc>

--- a/Deutsch_7A/Zeitformen_Zeitstrahl/Tafelskript_Zeitformen_Zeitstrahl.docx
+++ b/Deutsch_7A/Zeitformen_Zeitstrahl/Tafelskript_Zeitformen_Zeitstrahl.docx
@@ -1214,7 +1214,7 @@
           <w:sz w:val="21"/>
           <w:szCs w:val="21"/>
         </w:rPr>
-        <w:t xml:space="preserve">Zeitstrahl über die ganze Tafel zeichnen (Pfeil, Abschnitte „vorher – Vergangenheit – jetzt – Zukunft“; Vergangenheit doppelt so breit), darüber die Stundenfrage „Welche Zeitform wann?“. Mustertext-Streifen gemischt links an den Rand hängen, Zeitform- und Bauplan-Karten gemischt rechts – die Karten erst in Phase 2 zeigen.</w:t>
+        <w:t xml:space="preserve">Zeitstrahl über die ganze Tafel zeichnen (Pfeil, Abschnitte „Vorvergangenheit – Vergangenheit – jetzt – Zukunft“; Vergangenheit doppelt so breit), darüber die Stundenfrage „Welche Zeitform wann?“. Mustertext-Streifen gemischt links an den Rand hängen, Zeitform- und Bauplan-Karten gemischt rechts – die Karten erst in Phase 2 zeigen.</w:t>
       </w:r>
     </w:p>
     <w:p>
@@ -1693,7 +1693,7 @@
                 <w:sz w:val="21"/>
                 <w:szCs w:val="21"/>
               </w:rPr>
-              <w:t xml:space="preserve">Begründung über die Zeitangabe und die Verbform einfordern: „Vor dem Wettkampf – und hatte + trainiert, das war vorher.“</w:t>
+              <w:t xml:space="preserve">Begründung über die Zeitangabe und die Verbform einfordern: „Vor dem Wettkampf – und hatte + trainiert, das ist Vorvergangenheit.“</w:t>
             </w:r>
           </w:p>
           <w:p>
@@ -1707,7 +1707,7 @@
                 <w:sz w:val="21"/>
                 <w:szCs w:val="21"/>
               </w:rPr>
-              <w:t xml:space="preserve">Die beiden vorher-Sätze dürfen getauscht hängen. Reißen kommt im Wettkampf vor dem Stoßen.</w:t>
+              <w:t xml:space="preserve">Die beiden Sätze der Vorvergangenheit dürfen getauscht hängen. Reißen kommt im Wettkampf vor dem Stoßen.</w:t>
             </w:r>
           </w:p>
           <w:tbl>
@@ -1800,7 +1800,7 @@
                       <w:sz w:val="16"/>
                       <w:szCs w:val="16"/>
                     </w:rPr>
-                    <w:t xml:space="preserve">vorher   </w:t>
+                    <w:t xml:space="preserve">Vorvergangenheit   </w:t>
                   </w:r>
                   <w:r>
                     <w:rPr>
@@ -1865,7 +1865,7 @@
                       <w:sz w:val="16"/>
                       <w:szCs w:val="16"/>
                     </w:rPr>
-                    <w:t xml:space="preserve">vorher   </w:t>
+                    <w:t xml:space="preserve">Vorvergangenheit   </w:t>
                   </w:r>
                   <w:r>
                     <w:rPr>
@@ -2697,7 +2697,7 @@
                       <w:sz w:val="16"/>
                       <w:szCs w:val="16"/>
                     </w:rPr>
-                    <w:t xml:space="preserve">vorher   </w:t>
+                    <w:t xml:space="preserve">Vorvergangenheit   </w:t>
                   </w:r>
                   <w:r>
                     <w:rPr>
@@ -3761,7 +3761,7 @@
                 <w:sz w:val="21"/>
                 <w:szCs w:val="21"/>
               </w:rPr>
-              <w:t xml:space="preserve">„Stifte liegen. Zwei lesen ihren Text vor. Alle anderen zeigen am Zeitstrahl mit: Wo sind wir gerade – vorher, Vergangenheit, jetzt oder Zukunft?“</w:t>
+              <w:t xml:space="preserve">„Stifte liegen. Zwei lesen ihren Text vor. Alle anderen zeigen am Zeitstrahl mit: Wo sind wir gerade – Vorvergangenheit, Vergangenheit, jetzt oder Zukunft?“</w:t>
             </w:r>
           </w:p>
           <w:p>
@@ -3919,7 +3919,7 @@
                 <w:sz w:val="21"/>
                 <w:szCs w:val="21"/>
               </w:rPr>
-              <w:t xml:space="preserve">Erwartete Antwort: Was vorher war: Plusquamperfekt; erzählte Vergangenheit: Präteritum, gesprochen: Perfekt; jetzt: Präsens; Zukunft: Futur I.</w:t>
+              <w:t xml:space="preserve">Erwartete Antwort: Vorvergangenheit: Plusquamperfekt; erzählte Vergangenheit: Präteritum, gesprochen: Perfekt; jetzt: Präsens; Zukunft: Futur I.</w:t>
             </w:r>
           </w:p>
         </w:tc>
